--- a/fuentes/84240189 _CF001_DU.docx
+++ b/fuentes/84240189 _CF001_DU.docx
@@ -210,7 +210,7 @@
               </wp:anchor>
             </w:drawing>
           </mc:Choice>
-          <mc:Fallback xmlns:a="http://schemas.openxmlformats.org/drawingml/2006/main" xmlns:adec="http://schemas.microsoft.com/office/drawing/2017/decorative" xmlns:pic="http://schemas.openxmlformats.org/drawingml/2006/picture" xmlns:a14="http://schemas.microsoft.com/office/drawing/2010/main">
+          <mc:Fallback xmlns:a14="http://schemas.microsoft.com/office/drawing/2010/main" xmlns:pic="http://schemas.openxmlformats.org/drawingml/2006/picture" xmlns:adec="http://schemas.microsoft.com/office/drawing/2017/decorative" xmlns:a="http://schemas.openxmlformats.org/drawingml/2006/main">
             <w:pict w14:anchorId="75509E97">
               <v:rect id="Rectángulo 3" style="position:absolute;margin-left:-55.7pt;margin-top:26.5pt;width:613.85pt;height:204pt;z-index:-251655168;visibility:visible;mso-wrap-style:square;mso-height-percent:0;mso-wrap-distance-left:9pt;mso-wrap-distance-top:0;mso-wrap-distance-right:9pt;mso-wrap-distance-bottom:0;mso-position-horizontal:absolute;mso-position-horizontal-relative:text;mso-position-vertical:absolute;mso-position-vertical-relative:text;mso-height-percent:0;mso-height-relative:margin;v-text-anchor:middle" alt="&quot;&quot;" o:spid="_x0000_s1026" fillcolor="#00314d" stroked="f" strokeweight="1pt" w14:anchorId="04BF2410" o:gfxdata="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"/>
             </w:pict>
@@ -469,7 +469,7 @@
         <mc:AlternateContent>
           <mc:Choice Requires="wps">
             <w:drawing>
-              <wp:anchor distT="0" distB="0" distL="114300" distR="114300" simplePos="0" relativeHeight="251664384" behindDoc="0" locked="0" layoutInCell="1" allowOverlap="1" wp14:anchorId="5F0B2E37" wp14:editId="4E68A982">
+              <wp:anchor distT="0" distB="0" distL="114300" distR="114300" simplePos="0" relativeHeight="251664384" behindDoc="0" locked="0" layoutInCell="1" allowOverlap="1" wp14:anchorId="5F0B2E37" wp14:editId="1B74828E">
                 <wp:simplePos x="0" y="0"/>
                 <wp:positionH relativeFrom="column">
                   <wp:posOffset>-720090</wp:posOffset>
@@ -480,7 +480,13 @@
                 <wp:extent cx="7767320" cy="0"/>
                 <wp:effectExtent l="0" t="0" r="0" b="0"/>
                 <wp:wrapNone/>
-                <wp:docPr id="12" name="Conector recto 12"/>
+                <wp:docPr id="12" name="Conector recto 12">
+                  <a:extLst xmlns:a="http://schemas.openxmlformats.org/drawingml/2006/main">
+                    <a:ext uri="{C183D7F6-B498-43B3-948B-1728B52AA6E4}">
+                      <adec:decorative xmlns:adec="http://schemas.microsoft.com/office/drawing/2017/decorative" val="1"/>
+                    </a:ext>
+                  </a:extLst>
+                </wp:docPr>
                 <wp:cNvGraphicFramePr/>
                 <a:graphic xmlns:a="http://schemas.openxmlformats.org/drawingml/2006/main">
                   <a:graphicData uri="http://schemas.microsoft.com/office/word/2010/wordprocessingShape">
@@ -518,7 +524,7 @@
           </mc:Choice>
           <mc:Fallback>
             <w:pict>
-              <v:line w14:anchorId="72351699" id="Conector recto 12" o:spid="_x0000_s1026" style="position:absolute;z-index:251664384;visibility:visible;mso-wrap-style:square;mso-wrap-distance-left:9pt;mso-wrap-distance-top:0;mso-wrap-distance-right:9pt;mso-wrap-distance-bottom:0;mso-position-horizontal:absolute;mso-position-horizontal-relative:text;mso-position-vertical:absolute;mso-position-vertical-relative:text" from="-56.7pt,155.6pt" to="554.9pt,155.6pt" o:gfxdata="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" strokecolor="black [3200]" strokeweight=".5pt">
+              <v:line w14:anchorId="1A730EF7" id="Conector recto 12" o:spid="_x0000_s1026" alt="&quot;&quot;" style="position:absolute;z-index:251664384;visibility:visible;mso-wrap-style:square;mso-wrap-distance-left:9pt;mso-wrap-distance-top:0;mso-wrap-distance-right:9pt;mso-wrap-distance-bottom:0;mso-position-horizontal:absolute;mso-position-horizontal-relative:text;mso-position-vertical:absolute;mso-position-vertical-relative:text" from="-56.7pt,155.6pt" to="554.9pt,155.6pt" o:gfxdata="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" strokecolor="black [3200]" strokeweight=".5pt">
                 <v:stroke joinstyle="miter"/>
               </v:line>
             </w:pict>
@@ -669,10 +675,9 @@
             <w:rPr>
               <w:rFonts w:eastAsiaTheme="minorEastAsia"/>
               <w:noProof/>
-              <w:kern w:val="0"/>
-              <w:sz w:val="22"/>
-              <w:lang w:eastAsia="es-CO"/>
-              <w14:ligatures w14:val="none"/>
+              <w:sz w:val="24"/>
+              <w:szCs w:val="24"/>
+              <w:lang w:val="en-CO"/>
             </w:rPr>
           </w:pPr>
           <w:r>
@@ -684,7 +689,7 @@
           <w:r>
             <w:fldChar w:fldCharType="separate"/>
           </w:r>
-          <w:hyperlink w:anchor="_Toc183718179" w:history="1">
+          <w:hyperlink w:anchor="_Toc192077109" w:history="1">
             <w:r>
               <w:rPr>
                 <w:rStyle w:val="Hyperlink"/>
@@ -711,7 +716,7 @@
                 <w:noProof/>
                 <w:webHidden/>
               </w:rPr>
-              <w:instrText xml:space="preserve"> PAGEREF _Toc183718179 \h </w:instrText>
+              <w:instrText xml:space="preserve"> PAGEREF _Toc192077109 \h </w:instrText>
             </w:r>
             <w:r>
               <w:rPr>
@@ -746,19 +751,18 @@
           <w:pPr>
             <w:pStyle w:val="TOC1"/>
             <w:tabs>
-              <w:tab w:val="left" w:pos="1320"/>
+              <w:tab w:val="left" w:pos="1200"/>
               <w:tab w:val="right" w:leader="dot" w:pos="9962"/>
             </w:tabs>
             <w:rPr>
               <w:rFonts w:eastAsiaTheme="minorEastAsia"/>
               <w:noProof/>
-              <w:kern w:val="0"/>
-              <w:sz w:val="22"/>
-              <w:lang w:eastAsia="es-CO"/>
-              <w14:ligatures w14:val="none"/>
+              <w:sz w:val="24"/>
+              <w:szCs w:val="24"/>
+              <w:lang w:val="en-CO"/>
             </w:rPr>
           </w:pPr>
-          <w:hyperlink w:anchor="_Toc183718180" w:history="1">
+          <w:hyperlink w:anchor="_Toc192077110" w:history="1">
             <w:r>
               <w:rPr>
                 <w:rStyle w:val="Hyperlink"/>
@@ -770,10 +774,9 @@
               <w:rPr>
                 <w:rFonts w:eastAsiaTheme="minorEastAsia"/>
                 <w:noProof/>
-                <w:kern w:val="0"/>
-                <w:sz w:val="22"/>
-                <w:lang w:eastAsia="es-CO"/>
-                <w14:ligatures w14:val="none"/>
+                <w:sz w:val="24"/>
+                <w:szCs w:val="24"/>
+                <w:lang w:val="en-CO"/>
               </w:rPr>
               <w:tab/>
             </w:r>
@@ -803,7 +806,7 @@
                 <w:noProof/>
                 <w:webHidden/>
               </w:rPr>
-              <w:instrText xml:space="preserve"> PAGEREF _Toc183718180 \h </w:instrText>
+              <w:instrText xml:space="preserve"> PAGEREF _Toc192077110 \h </w:instrText>
             </w:r>
             <w:r>
               <w:rPr>
@@ -838,19 +841,18 @@
           <w:pPr>
             <w:pStyle w:val="TOC1"/>
             <w:tabs>
-              <w:tab w:val="left" w:pos="1320"/>
+              <w:tab w:val="left" w:pos="1200"/>
               <w:tab w:val="right" w:leader="dot" w:pos="9962"/>
             </w:tabs>
             <w:rPr>
               <w:rFonts w:eastAsiaTheme="minorEastAsia"/>
               <w:noProof/>
-              <w:kern w:val="0"/>
-              <w:sz w:val="22"/>
-              <w:lang w:eastAsia="es-CO"/>
-              <w14:ligatures w14:val="none"/>
+              <w:sz w:val="24"/>
+              <w:szCs w:val="24"/>
+              <w:lang w:val="en-CO"/>
             </w:rPr>
           </w:pPr>
-          <w:hyperlink w:anchor="_Toc183718181" w:history="1">
+          <w:hyperlink w:anchor="_Toc192077111" w:history="1">
             <w:r>
               <w:rPr>
                 <w:rStyle w:val="Hyperlink"/>
@@ -862,10 +864,9 @@
               <w:rPr>
                 <w:rFonts w:eastAsiaTheme="minorEastAsia"/>
                 <w:noProof/>
-                <w:kern w:val="0"/>
-                <w:sz w:val="22"/>
-                <w:lang w:eastAsia="es-CO"/>
-                <w14:ligatures w14:val="none"/>
+                <w:sz w:val="24"/>
+                <w:szCs w:val="24"/>
+                <w:lang w:val="en-CO"/>
               </w:rPr>
               <w:tab/>
             </w:r>
@@ -895,7 +896,7 @@
                 <w:noProof/>
                 <w:webHidden/>
               </w:rPr>
-              <w:instrText xml:space="preserve"> PAGEREF _Toc183718181 \h </w:instrText>
+              <w:instrText xml:space="preserve"> PAGEREF _Toc192077111 \h </w:instrText>
             </w:r>
             <w:r>
               <w:rPr>
@@ -930,19 +931,18 @@
           <w:pPr>
             <w:pStyle w:val="TOC1"/>
             <w:tabs>
-              <w:tab w:val="left" w:pos="1320"/>
+              <w:tab w:val="left" w:pos="1200"/>
               <w:tab w:val="right" w:leader="dot" w:pos="9962"/>
             </w:tabs>
             <w:rPr>
               <w:rFonts w:eastAsiaTheme="minorEastAsia"/>
               <w:noProof/>
-              <w:kern w:val="0"/>
-              <w:sz w:val="22"/>
-              <w:lang w:eastAsia="es-CO"/>
-              <w14:ligatures w14:val="none"/>
+              <w:sz w:val="24"/>
+              <w:szCs w:val="24"/>
+              <w:lang w:val="en-CO"/>
             </w:rPr>
           </w:pPr>
-          <w:hyperlink w:anchor="_Toc183718182" w:history="1">
+          <w:hyperlink w:anchor="_Toc192077112" w:history="1">
             <w:r>
               <w:rPr>
                 <w:rStyle w:val="Hyperlink"/>
@@ -954,10 +954,9 @@
               <w:rPr>
                 <w:rFonts w:eastAsiaTheme="minorEastAsia"/>
                 <w:noProof/>
-                <w:kern w:val="0"/>
-                <w:sz w:val="22"/>
-                <w:lang w:eastAsia="es-CO"/>
-                <w14:ligatures w14:val="none"/>
+                <w:sz w:val="24"/>
+                <w:szCs w:val="24"/>
+                <w:lang w:val="en-CO"/>
               </w:rPr>
               <w:tab/>
             </w:r>
@@ -987,7 +986,7 @@
                 <w:noProof/>
                 <w:webHidden/>
               </w:rPr>
-              <w:instrText xml:space="preserve"> PAGEREF _Toc183718182 \h </w:instrText>
+              <w:instrText xml:space="preserve"> PAGEREF _Toc192077112 \h </w:instrText>
             </w:r>
             <w:r>
               <w:rPr>
@@ -1022,19 +1021,18 @@
           <w:pPr>
             <w:pStyle w:val="TOC1"/>
             <w:tabs>
-              <w:tab w:val="left" w:pos="1320"/>
+              <w:tab w:val="left" w:pos="1200"/>
               <w:tab w:val="right" w:leader="dot" w:pos="9962"/>
             </w:tabs>
             <w:rPr>
               <w:rFonts w:eastAsiaTheme="minorEastAsia"/>
               <w:noProof/>
-              <w:kern w:val="0"/>
-              <w:sz w:val="22"/>
-              <w:lang w:eastAsia="es-CO"/>
-              <w14:ligatures w14:val="none"/>
+              <w:sz w:val="24"/>
+              <w:szCs w:val="24"/>
+              <w:lang w:val="en-CO"/>
             </w:rPr>
           </w:pPr>
-          <w:hyperlink w:anchor="_Toc183718183" w:history="1">
+          <w:hyperlink w:anchor="_Toc192077113" w:history="1">
             <w:r>
               <w:rPr>
                 <w:rStyle w:val="Hyperlink"/>
@@ -1046,10 +1044,9 @@
               <w:rPr>
                 <w:rFonts w:eastAsiaTheme="minorEastAsia"/>
                 <w:noProof/>
-                <w:kern w:val="0"/>
-                <w:sz w:val="22"/>
-                <w:lang w:eastAsia="es-CO"/>
-                <w14:ligatures w14:val="none"/>
+                <w:sz w:val="24"/>
+                <w:szCs w:val="24"/>
+                <w:lang w:val="en-CO"/>
               </w:rPr>
               <w:tab/>
             </w:r>
@@ -1079,7 +1076,7 @@
                 <w:noProof/>
                 <w:webHidden/>
               </w:rPr>
-              <w:instrText xml:space="preserve"> PAGEREF _Toc183718183 \h </w:instrText>
+              <w:instrText xml:space="preserve"> PAGEREF _Toc192077113 \h </w:instrText>
             </w:r>
             <w:r>
               <w:rPr>
@@ -1114,19 +1111,18 @@
           <w:pPr>
             <w:pStyle w:val="TOC1"/>
             <w:tabs>
-              <w:tab w:val="left" w:pos="1320"/>
+              <w:tab w:val="left" w:pos="1200"/>
               <w:tab w:val="right" w:leader="dot" w:pos="9962"/>
             </w:tabs>
             <w:rPr>
               <w:rFonts w:eastAsiaTheme="minorEastAsia"/>
               <w:noProof/>
-              <w:kern w:val="0"/>
-              <w:sz w:val="22"/>
-              <w:lang w:eastAsia="es-CO"/>
-              <w14:ligatures w14:val="none"/>
+              <w:sz w:val="24"/>
+              <w:szCs w:val="24"/>
+              <w:lang w:val="en-CO"/>
             </w:rPr>
           </w:pPr>
-          <w:hyperlink w:anchor="_Toc183718184" w:history="1">
+          <w:hyperlink w:anchor="_Toc192077114" w:history="1">
             <w:r>
               <w:rPr>
                 <w:rStyle w:val="Hyperlink"/>
@@ -1138,10 +1134,9 @@
               <w:rPr>
                 <w:rFonts w:eastAsiaTheme="minorEastAsia"/>
                 <w:noProof/>
-                <w:kern w:val="0"/>
-                <w:sz w:val="22"/>
-                <w:lang w:eastAsia="es-CO"/>
-                <w14:ligatures w14:val="none"/>
+                <w:sz w:val="24"/>
+                <w:szCs w:val="24"/>
+                <w:lang w:val="en-CO"/>
               </w:rPr>
               <w:tab/>
             </w:r>
@@ -1171,7 +1166,7 @@
                 <w:noProof/>
                 <w:webHidden/>
               </w:rPr>
-              <w:instrText xml:space="preserve"> PAGEREF _Toc183718184 \h </w:instrText>
+              <w:instrText xml:space="preserve"> PAGEREF _Toc192077114 \h </w:instrText>
             </w:r>
             <w:r>
               <w:rPr>
@@ -1211,13 +1206,12 @@
             <w:rPr>
               <w:rFonts w:eastAsiaTheme="minorEastAsia"/>
               <w:noProof/>
-              <w:kern w:val="0"/>
-              <w:sz w:val="22"/>
-              <w:lang w:eastAsia="es-CO"/>
-              <w14:ligatures w14:val="none"/>
+              <w:sz w:val="24"/>
+              <w:szCs w:val="24"/>
+              <w:lang w:val="en-CO"/>
             </w:rPr>
           </w:pPr>
-          <w:hyperlink w:anchor="_Toc183718185" w:history="1">
+          <w:hyperlink w:anchor="_Toc192077115" w:history="1">
             <w:r>
               <w:rPr>
                 <w:rStyle w:val="Hyperlink"/>
@@ -1244,7 +1238,7 @@
                 <w:noProof/>
                 <w:webHidden/>
               </w:rPr>
-              <w:instrText xml:space="preserve"> PAGEREF _Toc183718185 \h </w:instrText>
+              <w:instrText xml:space="preserve"> PAGEREF _Toc192077115 \h </w:instrText>
             </w:r>
             <w:r>
               <w:rPr>
@@ -1284,13 +1278,12 @@
             <w:rPr>
               <w:rFonts w:eastAsiaTheme="minorEastAsia"/>
               <w:noProof/>
-              <w:kern w:val="0"/>
-              <w:sz w:val="22"/>
-              <w:lang w:eastAsia="es-CO"/>
-              <w14:ligatures w14:val="none"/>
+              <w:sz w:val="24"/>
+              <w:szCs w:val="24"/>
+              <w:lang w:val="en-CO"/>
             </w:rPr>
           </w:pPr>
-          <w:hyperlink w:anchor="_Toc183718186" w:history="1">
+          <w:hyperlink w:anchor="_Toc192077116" w:history="1">
             <w:r>
               <w:rPr>
                 <w:rStyle w:val="Hyperlink"/>
@@ -1317,7 +1310,7 @@
                 <w:noProof/>
                 <w:webHidden/>
               </w:rPr>
-              <w:instrText xml:space="preserve"> PAGEREF _Toc183718186 \h </w:instrText>
+              <w:instrText xml:space="preserve"> PAGEREF _Toc192077116 \h </w:instrText>
             </w:r>
             <w:r>
               <w:rPr>
@@ -1357,13 +1350,12 @@
             <w:rPr>
               <w:rFonts w:eastAsiaTheme="minorEastAsia"/>
               <w:noProof/>
-              <w:kern w:val="0"/>
-              <w:sz w:val="22"/>
-              <w:lang w:eastAsia="es-CO"/>
-              <w14:ligatures w14:val="none"/>
+              <w:sz w:val="24"/>
+              <w:szCs w:val="24"/>
+              <w:lang w:val="en-CO"/>
             </w:rPr>
           </w:pPr>
-          <w:hyperlink w:anchor="_Toc183718187" w:history="1">
+          <w:hyperlink w:anchor="_Toc192077117" w:history="1">
             <w:r>
               <w:rPr>
                 <w:rStyle w:val="Hyperlink"/>
@@ -1390,7 +1382,7 @@
                 <w:noProof/>
                 <w:webHidden/>
               </w:rPr>
-              <w:instrText xml:space="preserve"> PAGEREF _Toc183718187 \h </w:instrText>
+              <w:instrText xml:space="preserve"> PAGEREF _Toc192077117 \h </w:instrText>
             </w:r>
             <w:r>
               <w:rPr>
@@ -1430,13 +1422,12 @@
             <w:rPr>
               <w:rFonts w:eastAsiaTheme="minorEastAsia"/>
               <w:noProof/>
-              <w:kern w:val="0"/>
-              <w:sz w:val="22"/>
-              <w:lang w:eastAsia="es-CO"/>
-              <w14:ligatures w14:val="none"/>
+              <w:sz w:val="24"/>
+              <w:szCs w:val="24"/>
+              <w:lang w:val="en-CO"/>
             </w:rPr>
           </w:pPr>
-          <w:hyperlink w:anchor="_Toc183718188" w:history="1">
+          <w:hyperlink w:anchor="_Toc192077118" w:history="1">
             <w:r>
               <w:rPr>
                 <w:rStyle w:val="Hyperlink"/>
@@ -1464,7 +1455,7 @@
                 <w:noProof/>
                 <w:webHidden/>
               </w:rPr>
-              <w:instrText xml:space="preserve"> PAGEREF _Toc183718188 \h </w:instrText>
+              <w:instrText xml:space="preserve"> PAGEREF _Toc192077118 \h </w:instrText>
             </w:r>
             <w:r>
               <w:rPr>
@@ -1504,13 +1495,12 @@
             <w:rPr>
               <w:rFonts w:eastAsiaTheme="minorEastAsia"/>
               <w:noProof/>
-              <w:kern w:val="0"/>
-              <w:sz w:val="22"/>
-              <w:lang w:eastAsia="es-CO"/>
-              <w14:ligatures w14:val="none"/>
+              <w:sz w:val="24"/>
+              <w:szCs w:val="24"/>
+              <w:lang w:val="en-CO"/>
             </w:rPr>
           </w:pPr>
-          <w:hyperlink w:anchor="_Toc183718189" w:history="1">
+          <w:hyperlink w:anchor="_Toc192077119" w:history="1">
             <w:r>
               <w:rPr>
                 <w:rStyle w:val="Hyperlink"/>
@@ -1537,7 +1527,7 @@
                 <w:noProof/>
                 <w:webHidden/>
               </w:rPr>
-              <w:instrText xml:space="preserve"> PAGEREF _Toc183718189 \h </w:instrText>
+              <w:instrText xml:space="preserve"> PAGEREF _Toc192077119 \h </w:instrText>
             </w:r>
             <w:r>
               <w:rPr>
@@ -1602,7 +1592,7 @@
       <w:pPr>
         <w:pStyle w:val="Titulosgenerales"/>
       </w:pPr>
-      <w:bookmarkStart w:id="0" w:name="_Toc183718179"/>
+      <w:bookmarkStart w:id="0" w:name="_Toc192077109"/>
       <w:r>
         <w:lastRenderedPageBreak/>
         <w:t>Introducción</w:t>
@@ -1669,7 +1659,7 @@
           <w:noProof/>
         </w:rPr>
         <w:drawing>
-          <wp:inline distT="0" distB="0" distL="0" distR="0" wp14:anchorId="48000AB5" wp14:editId="4BCF4049">
+          <wp:inline distT="0" distB="0" distL="0" distR="0" wp14:anchorId="48000AB5" wp14:editId="42B4C6C0">
             <wp:extent cx="4276725" cy="2405551"/>
             <wp:effectExtent l="0" t="0" r="0" b="0"/>
             <wp:docPr id="13" name="Imagen 13">
@@ -2085,7 +2075,7 @@
       <w:pPr>
         <w:pStyle w:val="Heading1"/>
       </w:pPr>
-      <w:bookmarkStart w:id="1" w:name="_Toc183718180"/>
+      <w:bookmarkStart w:id="1" w:name="_Toc192077110"/>
       <w:r>
         <w:lastRenderedPageBreak/>
         <w:t>Los metales</w:t>
@@ -3076,7 +3066,7 @@
       <w:pPr>
         <w:pStyle w:val="Heading1"/>
       </w:pPr>
-      <w:bookmarkStart w:id="2" w:name="_Toc183718181"/>
+      <w:bookmarkStart w:id="2" w:name="_Toc192077111"/>
       <w:r>
         <w:t>Los metales de transición</w:t>
       </w:r>
@@ -4385,7 +4375,23 @@
           <w:lang w:val="es-419" w:eastAsia="es-CO"/>
         </w:rPr>
         <w:lastRenderedPageBreak/>
-        <w:t>Oro y Cobre.</w:t>
+        <w:t xml:space="preserve">Oro y </w:t>
+      </w:r>
+      <w:r>
+        <w:rPr>
+          <w:b/>
+          <w:bCs/>
+          <w:lang w:val="es-419" w:eastAsia="es-CO"/>
+        </w:rPr>
+        <w:t>c</w:t>
+      </w:r>
+      <w:r>
+        <w:rPr>
+          <w:b/>
+          <w:bCs/>
+          <w:lang w:val="es-419" w:eastAsia="es-CO"/>
+        </w:rPr>
+        <w:t>obre.</w:t>
       </w:r>
     </w:p>
     <w:tbl>
@@ -6126,7 +6132,7 @@
       <w:pPr>
         <w:pStyle w:val="Heading1"/>
       </w:pPr>
-      <w:bookmarkStart w:id="3" w:name="_Toc183718182"/>
+      <w:bookmarkStart w:id="3" w:name="_Toc192077112"/>
       <w:r>
         <w:lastRenderedPageBreak/>
         <w:t>Contextualización hacia las propiedades de los metales</w:t>
@@ -7116,7 +7122,7 @@
         <w:t>qui</w:t>
       </w:r>
       <w:r>
-        <w:t>ilates.</w:t>
+        <w:t>lates.</w:t>
       </w:r>
     </w:p>
     <w:p>
@@ -7202,7 +7208,7 @@
       <w:pPr>
         <w:pStyle w:val="Heading1"/>
       </w:pPr>
-      <w:bookmarkStart w:id="4" w:name="_Toc183718183"/>
+      <w:bookmarkStart w:id="4" w:name="_Toc192077113"/>
       <w:r>
         <w:lastRenderedPageBreak/>
         <w:t>Datos sobre metales importantes para el joyero</w:t>
@@ -8799,7 +8805,7 @@
       <w:pPr>
         <w:pStyle w:val="Heading1"/>
       </w:pPr>
-      <w:bookmarkStart w:id="5" w:name="_Toc183718184"/>
+      <w:bookmarkStart w:id="5" w:name="_Toc192077114"/>
       <w:r>
         <w:lastRenderedPageBreak/>
         <w:t>Tipos de joyas</w:t>
@@ -9198,20 +9204,15 @@
         </w:rPr>
         <w:t xml:space="preserve">la perla, natural o cultivada, es un elemento ideal para su utilización en collares, puesto que su unión sucesiva mediante un hilo anudado entre perla y perla perforada ofrece articulación y flexibilidad perfectas. Hay dos tipos de collares: los graduados y los uniformes. Los graduados, también conocidos como </w:t>
       </w:r>
-      <w:r>
-        <w:rPr>
-          <w:lang w:val="es-419" w:eastAsia="es-CO"/>
+      <w:proofErr w:type="spellStart"/>
+      <w:r>
+        <w:rPr>
+          <w:rStyle w:val="Extranjerismo"/>
         </w:rPr>
         <w:lastRenderedPageBreak/>
-        <w:t>“</w:t>
-      </w:r>
-      <w:r>
-        <w:rPr>
-          <w:rStyle w:val="Extranjerismo"/>
-          <w:lang w:val="es-419" w:eastAsia="es-CO"/>
-        </w:rPr>
-        <w:t>degradés”</w:t>
-      </w:r>
+        <w:t>degradés</w:t>
+      </w:r>
+      <w:proofErr w:type="spellEnd"/>
       <w:r>
         <w:rPr>
           <w:lang w:val="es-419" w:eastAsia="es-CO"/>
@@ -9403,7 +9404,7 @@
         <w:rPr>
           <w:lang w:val="es-419" w:eastAsia="es-CO"/>
         </w:rPr>
-        <w:t>la palabra "sortija" proviene del latín "</w:t>
+        <w:t xml:space="preserve">la palabra "sortija" proviene del latín </w:t>
       </w:r>
       <w:r>
         <w:rPr>
@@ -9416,7 +9417,7 @@
         <w:rPr>
           <w:lang w:val="es-419" w:eastAsia="es-CO"/>
         </w:rPr>
-        <w:t>" y se refiere a un adorno para los dedos. La moda dicta llevar una o varias sortijas, generalmente en dedos descubiertos, a veces sobre guantes. Existen sortijas de sello, simbólicas como las de boda, y de insignia jerárquica, como los anillos episcopales, además de las puramente ornamentales.</w:t>
+        <w:t xml:space="preserve"> y se refiere a un adorno para los dedos. La moda dicta llevar una o varias sortijas, generalmente en dedos descubiertos, a veces sobre guantes. Existen sortijas de sello, simbólicas como las de boda, y de insignia jerárquica, como los anillos episcopales, además de las puramente ornamentales.</w:t>
       </w:r>
     </w:p>
     <w:p>
@@ -9554,24 +9555,20 @@
       <w:r>
         <w:rPr>
           <w:rStyle w:val="Extranjerismo"/>
-          <w:lang w:val="es-ES"/>
-        </w:rPr>
-        <w:t>“</w:t>
-      </w:r>
-      <w:proofErr w:type="spellStart"/>
-      <w:r>
-        <w:rPr>
-          <w:rStyle w:val="Extranjerismo"/>
-          <w:lang w:val="es-ES"/>
         </w:rPr>
         <w:t>eternity</w:t>
       </w:r>
-      <w:proofErr w:type="spellEnd"/>
-      <w:r>
-        <w:rPr>
-          <w:lang w:val="es-419" w:eastAsia="es-CO"/>
-        </w:rPr>
-        <w:t>” y “sin fin”.</w:t>
+      <w:r>
+        <w:rPr>
+          <w:lang w:val="es-ES" w:eastAsia="es-CO"/>
+        </w:rPr>
+        <w:t xml:space="preserve"> </w:t>
+      </w:r>
+      <w:r>
+        <w:rPr>
+          <w:lang w:val="es-419" w:eastAsia="es-CO"/>
+        </w:rPr>
+        <w:t>y “sin fin”.</w:t>
       </w:r>
     </w:p>
     <w:p>
@@ -9801,7 +9798,7 @@
       <w:pPr>
         <w:pStyle w:val="Titulosgenerales"/>
       </w:pPr>
-      <w:bookmarkStart w:id="6" w:name="_Toc183718185"/>
+      <w:bookmarkStart w:id="6" w:name="_Toc192077115"/>
       <w:r>
         <w:lastRenderedPageBreak/>
         <w:t>Síntesis</w:t>
@@ -10008,7 +10005,7 @@
       <w:pPr>
         <w:pStyle w:val="Titulosgenerales"/>
       </w:pPr>
-      <w:bookmarkStart w:id="7" w:name="_Toc183718186"/>
+      <w:bookmarkStart w:id="7" w:name="_Toc192077116"/>
       <w:r>
         <w:lastRenderedPageBreak/>
         <w:t>Glosario</w:t>
@@ -10326,7 +10323,7 @@
       <w:pPr>
         <w:pStyle w:val="Titulosgenerales"/>
       </w:pPr>
-      <w:bookmarkStart w:id="8" w:name="_Toc183718187"/>
+      <w:bookmarkStart w:id="8" w:name="_Toc192077117"/>
       <w:r>
         <w:lastRenderedPageBreak/>
         <w:t>Material complementario</w:t>
@@ -10339,6 +10336,8 @@
         <w:tblW w:w="0" w:type="auto"/>
         <w:tblLayout w:type="fixed"/>
         <w:tblLook w:val="04A0" w:firstRow="1" w:lastRow="0" w:firstColumn="1" w:lastColumn="0" w:noHBand="0" w:noVBand="1"/>
+        <w:tblCaption w:val="Material complementario"/>
+        <w:tblDescription w:val="La tabla describe material de consulta complementaria referente al los metales y piedras preciosas y su cadena productiva. "/>
       </w:tblPr>
       <w:tblGrid>
         <w:gridCol w:w="1838"/>
@@ -10717,25 +10716,7 @@
                   <w:sz w:val="28"/>
                   <w:szCs w:val="28"/>
                 </w:rPr>
-                <w:t>https://www.legiscomex.com/BancoMedios/Documentos%20PDF/estud</w:t>
-              </w:r>
-              <w:r>
-                <w:rPr>
-                  <w:rStyle w:val="Hyperlink"/>
-                  <w:rFonts w:asciiTheme="minorHAnsi" w:hAnsiTheme="minorHAnsi" w:cstheme="minorHAnsi"/>
-                  <w:sz w:val="28"/>
-                  <w:szCs w:val="28"/>
-                </w:rPr>
-                <w:t>i</w:t>
-              </w:r>
-              <w:r>
-                <w:rPr>
-                  <w:rStyle w:val="Hyperlink"/>
-                  <w:rFonts w:asciiTheme="minorHAnsi" w:hAnsiTheme="minorHAnsi" w:cstheme="minorHAnsi"/>
-                  <w:sz w:val="28"/>
-                  <w:szCs w:val="28"/>
-                </w:rPr>
-                <w:t>o_joyeriacol.pdf</w:t>
+                <w:t>https://www.legiscomex.com/BancoMedios/Documentos%20PDF/estudio_joyeriacol.pdf</w:t>
               </w:r>
             </w:hyperlink>
           </w:p>
@@ -10867,25 +10848,7 @@
                   <w:sz w:val="28"/>
                   <w:szCs w:val="28"/>
                 </w:rPr>
-                <w:t>https://www.youtube</w:t>
-              </w:r>
-              <w:r>
-                <w:rPr>
-                  <w:rStyle w:val="Hyperlink"/>
-                  <w:rFonts w:asciiTheme="minorHAnsi" w:hAnsiTheme="minorHAnsi" w:cstheme="minorHAnsi"/>
-                  <w:sz w:val="28"/>
-                  <w:szCs w:val="28"/>
-                </w:rPr>
-                <w:t>.</w:t>
-              </w:r>
-              <w:r>
-                <w:rPr>
-                  <w:rStyle w:val="Hyperlink"/>
-                  <w:rFonts w:asciiTheme="minorHAnsi" w:hAnsiTheme="minorHAnsi" w:cstheme="minorHAnsi"/>
-                  <w:sz w:val="28"/>
-                  <w:szCs w:val="28"/>
-                </w:rPr>
-                <w:t>com/watch?v=echh5DT0IzA</w:t>
+                <w:t>https://www.youtube.com/watch?v=echh5DT0IzA</w:t>
               </w:r>
             </w:hyperlink>
           </w:p>
@@ -10936,7 +10899,7 @@
           <w:bdr w:val="none" w:sz="0" w:space="0" w:color="auto" w:frame="1"/>
         </w:rPr>
       </w:pPr>
-      <w:bookmarkStart w:id="9" w:name="_Toc183718188"/>
+      <w:bookmarkStart w:id="9" w:name="_Toc192077118"/>
       <w:r>
         <w:rPr>
           <w:bdr w:val="none" w:sz="0" w:space="0" w:color="auto" w:frame="1"/>
@@ -11615,7 +11578,7 @@
           <w:numId w:val="0"/>
         </w:numPr>
       </w:pPr>
-      <w:bookmarkStart w:id="10" w:name="_Toc183718189"/>
+      <w:bookmarkStart w:id="10" w:name="_Toc192077119"/>
       <w:r>
         <w:lastRenderedPageBreak/>
         <w:t>Créditos</w:t>
@@ -14507,6 +14470,7 @@
   <w:style w:type="character" w:default="1" w:styleId="DefaultParagraphFont">
     <w:name w:val="Default Paragraph Font"/>
     <w:uiPriority w:val="1"/>
+    <w:semiHidden/>
     <w:unhideWhenUsed/>
   </w:style>
   <w:style w:type="table" w:default="1" w:styleId="TableNormal">
@@ -15658,6 +15622,15 @@
 </file>
 
 <file path=customXml/item1.xml><?xml version="1.0" encoding="utf-8"?>
+<?mso-contentType ?>
+<FormTemplates xmlns="http://schemas.microsoft.com/sharepoint/v3/contenttype/forms">
+  <Display>DocumentLibraryForm</Display>
+  <Edit>DocumentLibraryForm</Edit>
+  <New>DocumentLibraryForm</New>
+</FormTemplates>
+</file>
+
+<file path=customXml/item2.xml><?xml version="1.0" encoding="utf-8"?>
 <ct:contentTypeSchema xmlns:ct="http://schemas.microsoft.com/office/2006/metadata/contentType" xmlns:ma="http://schemas.microsoft.com/office/2006/metadata/properties/metaAttributes" ct:_="" ma:_="" ma:contentTypeName="Documento" ma:contentTypeID="0x01010049282E1EDBE9234EA9E6D38F720E265F" ma:contentTypeVersion="15" ma:contentTypeDescription="Crear nuevo documento." ma:contentTypeScope="" ma:versionID="b31c7aa9eaf043a08b87120b3c4916e3">
   <xsd:schema xmlns:xsd="http://www.w3.org/2001/XMLSchema" xmlns:xs="http://www.w3.org/2001/XMLSchema" xmlns:p="http://schemas.microsoft.com/office/2006/metadata/properties" xmlns:ns2="cb45339b-ced9-4d0d-8f64-77573914d53b" xmlns:ns3="43a3ca16-9c26-4813-b83f-4aec9927b43f" targetNamespace="http://schemas.microsoft.com/office/2006/metadata/properties" ma:root="true" ma:fieldsID="3533d065b04d75c457075bc55f1f5315" ns2:_="" ns3:_="">
     <xsd:import namespace="cb45339b-ced9-4d0d-8f64-77573914d53b"/>
@@ -15892,20 +15865,7 @@
 </ct:contentTypeSchema>
 </file>
 
-<file path=customXml/item2.xml><?xml version="1.0" encoding="utf-8"?>
-<?mso-contentType ?>
-<FormTemplates xmlns="http://schemas.microsoft.com/sharepoint/v3/contenttype/forms">
-  <Display>DocumentLibraryForm</Display>
-  <Edit>DocumentLibraryForm</Edit>
-  <New>DocumentLibraryForm</New>
-</FormTemplates>
-</file>
-
 <file path=customXml/item3.xml><?xml version="1.0" encoding="utf-8"?>
-<b:Sources xmlns:b="http://schemas.openxmlformats.org/officeDocument/2006/bibliography" xmlns="http://schemas.openxmlformats.org/officeDocument/2006/bibliography" SelectedStyle="\APASixthEditionOfficeOnline.xsl" StyleName="APA" Version="6"/>
-</file>
-
-<file path=customXml/item4.xml><?xml version="1.0" encoding="utf-8"?>
 <p:properties xmlns:p="http://schemas.microsoft.com/office/2006/metadata/properties" xmlns:xsi="http://www.w3.org/2001/XMLSchema-instance" xmlns:pc="http://schemas.microsoft.com/office/infopath/2007/PartnerControls">
   <documentManagement>
     <TaxCatchAll xmlns="cb45339b-ced9-4d0d-8f64-77573914d53b" xsi:nil="true"/>
@@ -15916,7 +15876,19 @@
 </p:properties>
 </file>
 
+<file path=customXml/item4.xml><?xml version="1.0" encoding="utf-8"?>
+<b:Sources xmlns:b="http://schemas.openxmlformats.org/officeDocument/2006/bibliography" xmlns="http://schemas.openxmlformats.org/officeDocument/2006/bibliography" SelectedStyle="\APASixthEditionOfficeOnline.xsl" StyleName="APA" Version="6"/>
+</file>
+
 <file path=customXml/itemProps1.xml><?xml version="1.0" encoding="utf-8"?>
+<ds:datastoreItem xmlns:ds="http://schemas.openxmlformats.org/officeDocument/2006/customXml" ds:itemID="{81CBDEC1-3B00-44ED-AD36-0268077980BA}">
+  <ds:schemaRefs>
+    <ds:schemaRef ds:uri="http://schemas.microsoft.com/sharepoint/v3/contenttype/forms"/>
+  </ds:schemaRefs>
+</ds:datastoreItem>
+</file>
+
+<file path=customXml/itemProps2.xml><?xml version="1.0" encoding="utf-8"?>
 <ds:datastoreItem xmlns:ds="http://schemas.openxmlformats.org/officeDocument/2006/customXml" ds:itemID="{DF43E046-DB0C-42D1-8C73-AE38B52F1ED7}">
   <ds:schemaRefs>
     <ds:schemaRef ds:uri="http://schemas.microsoft.com/office/2006/metadata/contentType"/>
@@ -15935,23 +15907,7 @@
 </ds:datastoreItem>
 </file>
 
-<file path=customXml/itemProps2.xml><?xml version="1.0" encoding="utf-8"?>
-<ds:datastoreItem xmlns:ds="http://schemas.openxmlformats.org/officeDocument/2006/customXml" ds:itemID="{81CBDEC1-3B00-44ED-AD36-0268077980BA}">
-  <ds:schemaRefs>
-    <ds:schemaRef ds:uri="http://schemas.microsoft.com/sharepoint/v3/contenttype/forms"/>
-  </ds:schemaRefs>
-</ds:datastoreItem>
-</file>
-
 <file path=customXml/itemProps3.xml><?xml version="1.0" encoding="utf-8"?>
-<ds:datastoreItem xmlns:ds="http://schemas.openxmlformats.org/officeDocument/2006/customXml" ds:itemID="{E8AB44A3-7C62-4BD2-82ED-8ABC209970FA}">
-  <ds:schemaRefs>
-    <ds:schemaRef ds:uri="http://schemas.openxmlformats.org/officeDocument/2006/bibliography"/>
-  </ds:schemaRefs>
-</ds:datastoreItem>
-</file>
-
-<file path=customXml/itemProps4.xml><?xml version="1.0" encoding="utf-8"?>
 <ds:datastoreItem xmlns:ds="http://schemas.openxmlformats.org/officeDocument/2006/customXml" ds:itemID="{6929C9FE-9F22-4B98-96EF-1B541B3BD0B2}">
   <ds:schemaRefs>
     <ds:schemaRef ds:uri="http://schemas.microsoft.com/office/2006/metadata/properties"/>
@@ -15960,4 +15916,12 @@
     <ds:schemaRef ds:uri="43a3ca16-9c26-4813-b83f-4aec9927b43f"/>
   </ds:schemaRefs>
 </ds:datastoreItem>
+</file>
+
+<file path=customXml/itemProps4.xml><?xml version="1.0" encoding="utf-8"?>
+<ds:datastoreItem xmlns:ds="http://schemas.openxmlformats.org/officeDocument/2006/customXml" ds:itemID="{E8AB44A3-7C62-4BD2-82ED-8ABC209970FA}">
+  <ds:schemaRefs>
+    <ds:schemaRef ds:uri="http://schemas.openxmlformats.org/officeDocument/2006/bibliography"/>
+  </ds:schemaRefs>
+</ds:datastoreItem>
 </file>
--- a/fuentes/84240189 _CF001_DU.docx
+++ b/fuentes/84240189 _CF001_DU.docx
@@ -210,7 +210,7 @@
               </wp:anchor>
             </w:drawing>
           </mc:Choice>
-          <mc:Fallback xmlns:a14="http://schemas.microsoft.com/office/drawing/2010/main" xmlns:pic="http://schemas.openxmlformats.org/drawingml/2006/picture" xmlns:adec="http://schemas.microsoft.com/office/drawing/2017/decorative" xmlns:a="http://schemas.openxmlformats.org/drawingml/2006/main">
+          <mc:Fallback xmlns:a="http://schemas.openxmlformats.org/drawingml/2006/main" xmlns:adec="http://schemas.microsoft.com/office/drawing/2017/decorative" xmlns:pic="http://schemas.openxmlformats.org/drawingml/2006/picture" xmlns:a14="http://schemas.microsoft.com/office/drawing/2010/main">
             <w:pict w14:anchorId="75509E97">
               <v:rect id="Rectángulo 3" style="position:absolute;margin-left:-55.7pt;margin-top:26.5pt;width:613.85pt;height:204pt;z-index:-251655168;visibility:visible;mso-wrap-style:square;mso-height-percent:0;mso-wrap-distance-left:9pt;mso-wrap-distance-top:0;mso-wrap-distance-right:9pt;mso-wrap-distance-bottom:0;mso-position-horizontal:absolute;mso-position-horizontal-relative:text;mso-position-vertical:absolute;mso-position-vertical-relative:text;mso-height-percent:0;mso-height-relative:margin;v-text-anchor:middle" alt="&quot;&quot;" o:spid="_x0000_s1026" fillcolor="#00314d" stroked="f" strokeweight="1pt" w14:anchorId="04BF2410" o:gfxdata="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"/>
             </w:pict>
@@ -539,7 +539,7 @@
           <w:lang w:val="es-419"/>
           <w14:ligatures w14:val="none"/>
         </w:rPr>
-        <w:t>El</w:t>
+        <w:t>El componente formativo capacita a los aprendices</w:t>
       </w:r>
       <w:r>
         <w:rPr>
@@ -549,27 +549,7 @@
           <w:lang w:val="es-419"/>
           <w14:ligatures w14:val="none"/>
         </w:rPr>
-        <w:t xml:space="preserve"> programa "Reconocimientos y aleaciones en metales preciosos" c</w:t>
-      </w:r>
-      <w:r>
-        <w:rPr>
-          <w:rFonts w:ascii="Calibri" w:hAnsi="Calibri"/>
-          <w:color w:val="000000" w:themeColor="text1"/>
-          <w:kern w:val="0"/>
-          <w:lang w:val="es-419"/>
-          <w14:ligatures w14:val="none"/>
-        </w:rPr>
-        <w:t>entra</w:t>
-      </w:r>
-      <w:r>
-        <w:rPr>
-          <w:rFonts w:ascii="Calibri" w:hAnsi="Calibri"/>
-          <w:color w:val="000000" w:themeColor="text1"/>
-          <w:kern w:val="0"/>
-          <w:lang w:val="es-419"/>
-          <w14:ligatures w14:val="none"/>
-        </w:rPr>
-        <w:t xml:space="preserve"> a los participantes en la identificación, análisis y elaboración de aleaciones para joyería. Combina teoría y práctica, desarrollando competencias en el manejo de materiales y asegurando calidad según estándares internacionales. Su enfoque es mejorar las habilidades técnicas de operarios y aprendices, impulsando su desempeño y proyección profesional en el sector</w:t>
+        <w:t xml:space="preserve"> en la identificación, análisis y elaboración de aleaciones para joyería. Combina teoría y práctica, desarrollando competencias en el manejo de materiales y asegurando calidad según estándares internacionales. Su enfoque es mejorar las habilidades técnicas de operarios y aprendices, impulsando su desempeño y proyección profesional en el sector</w:t>
       </w:r>
       <w:r>
         <w:rPr>
@@ -689,7 +669,7 @@
           <w:r>
             <w:fldChar w:fldCharType="separate"/>
           </w:r>
-          <w:hyperlink w:anchor="_Toc192077109" w:history="1">
+          <w:hyperlink w:anchor="_Toc193886383" w:history="1">
             <w:r>
               <w:rPr>
                 <w:rStyle w:val="Hyperlink"/>
@@ -716,7 +696,7 @@
                 <w:noProof/>
                 <w:webHidden/>
               </w:rPr>
-              <w:instrText xml:space="preserve"> PAGEREF _Toc192077109 \h </w:instrText>
+              <w:instrText xml:space="preserve"> PAGEREF _Toc193886383 \h </w:instrText>
             </w:r>
             <w:r>
               <w:rPr>
@@ -762,7 +742,7 @@
               <w:lang w:val="en-CO"/>
             </w:rPr>
           </w:pPr>
-          <w:hyperlink w:anchor="_Toc192077110" w:history="1">
+          <w:hyperlink w:anchor="_Toc193886384" w:history="1">
             <w:r>
               <w:rPr>
                 <w:rStyle w:val="Hyperlink"/>
@@ -806,7 +786,7 @@
                 <w:noProof/>
                 <w:webHidden/>
               </w:rPr>
-              <w:instrText xml:space="preserve"> PAGEREF _Toc192077110 \h </w:instrText>
+              <w:instrText xml:space="preserve"> PAGEREF _Toc193886384 \h </w:instrText>
             </w:r>
             <w:r>
               <w:rPr>
@@ -852,7 +832,7 @@
               <w:lang w:val="en-CO"/>
             </w:rPr>
           </w:pPr>
-          <w:hyperlink w:anchor="_Toc192077111" w:history="1">
+          <w:hyperlink w:anchor="_Toc193886385" w:history="1">
             <w:r>
               <w:rPr>
                 <w:rStyle w:val="Hyperlink"/>
@@ -896,7 +876,7 @@
                 <w:noProof/>
                 <w:webHidden/>
               </w:rPr>
-              <w:instrText xml:space="preserve"> PAGEREF _Toc192077111 \h </w:instrText>
+              <w:instrText xml:space="preserve"> PAGEREF _Toc193886385 \h </w:instrText>
             </w:r>
             <w:r>
               <w:rPr>
@@ -916,7 +896,7 @@
                 <w:noProof/>
                 <w:webHidden/>
               </w:rPr>
-              <w:t>9</w:t>
+              <w:t>10</w:t>
             </w:r>
             <w:r>
               <w:rPr>
@@ -942,7 +922,7 @@
               <w:lang w:val="en-CO"/>
             </w:rPr>
           </w:pPr>
-          <w:hyperlink w:anchor="_Toc192077112" w:history="1">
+          <w:hyperlink w:anchor="_Toc193886386" w:history="1">
             <w:r>
               <w:rPr>
                 <w:rStyle w:val="Hyperlink"/>
@@ -986,7 +966,7 @@
                 <w:noProof/>
                 <w:webHidden/>
               </w:rPr>
-              <w:instrText xml:space="preserve"> PAGEREF _Toc192077112 \h </w:instrText>
+              <w:instrText xml:space="preserve"> PAGEREF _Toc193886386 \h </w:instrText>
             </w:r>
             <w:r>
               <w:rPr>
@@ -1032,7 +1012,7 @@
               <w:lang w:val="en-CO"/>
             </w:rPr>
           </w:pPr>
-          <w:hyperlink w:anchor="_Toc192077113" w:history="1">
+          <w:hyperlink w:anchor="_Toc193886387" w:history="1">
             <w:r>
               <w:rPr>
                 <w:rStyle w:val="Hyperlink"/>
@@ -1076,7 +1056,7 @@
                 <w:noProof/>
                 <w:webHidden/>
               </w:rPr>
-              <w:instrText xml:space="preserve"> PAGEREF _Toc192077113 \h </w:instrText>
+              <w:instrText xml:space="preserve"> PAGEREF _Toc193886387 \h </w:instrText>
             </w:r>
             <w:r>
               <w:rPr>
@@ -1122,7 +1102,7 @@
               <w:lang w:val="en-CO"/>
             </w:rPr>
           </w:pPr>
-          <w:hyperlink w:anchor="_Toc192077114" w:history="1">
+          <w:hyperlink w:anchor="_Toc193886388" w:history="1">
             <w:r>
               <w:rPr>
                 <w:rStyle w:val="Hyperlink"/>
@@ -1166,7 +1146,7 @@
                 <w:noProof/>
                 <w:webHidden/>
               </w:rPr>
-              <w:instrText xml:space="preserve"> PAGEREF _Toc192077114 \h </w:instrText>
+              <w:instrText xml:space="preserve"> PAGEREF _Toc193886388 \h </w:instrText>
             </w:r>
             <w:r>
               <w:rPr>
@@ -1211,7 +1191,7 @@
               <w:lang w:val="en-CO"/>
             </w:rPr>
           </w:pPr>
-          <w:hyperlink w:anchor="_Toc192077115" w:history="1">
+          <w:hyperlink w:anchor="_Toc193886389" w:history="1">
             <w:r>
               <w:rPr>
                 <w:rStyle w:val="Hyperlink"/>
@@ -1238,7 +1218,7 @@
                 <w:noProof/>
                 <w:webHidden/>
               </w:rPr>
-              <w:instrText xml:space="preserve"> PAGEREF _Toc192077115 \h </w:instrText>
+              <w:instrText xml:space="preserve"> PAGEREF _Toc193886389 \h </w:instrText>
             </w:r>
             <w:r>
               <w:rPr>
@@ -1283,7 +1263,7 @@
               <w:lang w:val="en-CO"/>
             </w:rPr>
           </w:pPr>
-          <w:hyperlink w:anchor="_Toc192077116" w:history="1">
+          <w:hyperlink w:anchor="_Toc193886390" w:history="1">
             <w:r>
               <w:rPr>
                 <w:rStyle w:val="Hyperlink"/>
@@ -1310,7 +1290,7 @@
                 <w:noProof/>
                 <w:webHidden/>
               </w:rPr>
-              <w:instrText xml:space="preserve"> PAGEREF _Toc192077116 \h </w:instrText>
+              <w:instrText xml:space="preserve"> PAGEREF _Toc193886390 \h </w:instrText>
             </w:r>
             <w:r>
               <w:rPr>
@@ -1330,7 +1310,7 @@
                 <w:noProof/>
                 <w:webHidden/>
               </w:rPr>
-              <w:t>40</w:t>
+              <w:t>39</w:t>
             </w:r>
             <w:r>
               <w:rPr>
@@ -1355,7 +1335,7 @@
               <w:lang w:val="en-CO"/>
             </w:rPr>
           </w:pPr>
-          <w:hyperlink w:anchor="_Toc192077117" w:history="1">
+          <w:hyperlink w:anchor="_Toc193886391" w:history="1">
             <w:r>
               <w:rPr>
                 <w:rStyle w:val="Hyperlink"/>
@@ -1382,7 +1362,7 @@
                 <w:noProof/>
                 <w:webHidden/>
               </w:rPr>
-              <w:instrText xml:space="preserve"> PAGEREF _Toc192077117 \h </w:instrText>
+              <w:instrText xml:space="preserve"> PAGEREF _Toc193886391 \h </w:instrText>
             </w:r>
             <w:r>
               <w:rPr>
@@ -1402,7 +1382,7 @@
                 <w:noProof/>
                 <w:webHidden/>
               </w:rPr>
-              <w:t>42</w:t>
+              <w:t>41</w:t>
             </w:r>
             <w:r>
               <w:rPr>
@@ -1427,7 +1407,7 @@
               <w:lang w:val="en-CO"/>
             </w:rPr>
           </w:pPr>
-          <w:hyperlink w:anchor="_Toc192077118" w:history="1">
+          <w:hyperlink w:anchor="_Toc193886392" w:history="1">
             <w:r>
               <w:rPr>
                 <w:rStyle w:val="Hyperlink"/>
@@ -1455,7 +1435,7 @@
                 <w:noProof/>
                 <w:webHidden/>
               </w:rPr>
-              <w:instrText xml:space="preserve"> PAGEREF _Toc192077118 \h </w:instrText>
+              <w:instrText xml:space="preserve"> PAGEREF _Toc193886392 \h </w:instrText>
             </w:r>
             <w:r>
               <w:rPr>
@@ -1475,7 +1455,7 @@
                 <w:noProof/>
                 <w:webHidden/>
               </w:rPr>
-              <w:t>43</w:t>
+              <w:t>42</w:t>
             </w:r>
             <w:r>
               <w:rPr>
@@ -1500,7 +1480,7 @@
               <w:lang w:val="en-CO"/>
             </w:rPr>
           </w:pPr>
-          <w:hyperlink w:anchor="_Toc192077119" w:history="1">
+          <w:hyperlink w:anchor="_Toc193886393" w:history="1">
             <w:r>
               <w:rPr>
                 <w:rStyle w:val="Hyperlink"/>
@@ -1527,7 +1507,7 @@
                 <w:noProof/>
                 <w:webHidden/>
               </w:rPr>
-              <w:instrText xml:space="preserve"> PAGEREF _Toc192077119 \h </w:instrText>
+              <w:instrText xml:space="preserve"> PAGEREF _Toc193886393 \h </w:instrText>
             </w:r>
             <w:r>
               <w:rPr>
@@ -1547,7 +1527,7 @@
                 <w:noProof/>
                 <w:webHidden/>
               </w:rPr>
-              <w:t>44</w:t>
+              <w:t>43</w:t>
             </w:r>
             <w:r>
               <w:rPr>
@@ -1592,7 +1572,7 @@
       <w:pPr>
         <w:pStyle w:val="Titulosgenerales"/>
       </w:pPr>
-      <w:bookmarkStart w:id="0" w:name="_Toc192077109"/>
+      <w:bookmarkStart w:id="0" w:name="_Toc193886383"/>
       <w:r>
         <w:lastRenderedPageBreak/>
         <w:t>Introducción</w:t>
@@ -1659,7 +1639,7 @@
           <w:noProof/>
         </w:rPr>
         <w:drawing>
-          <wp:inline distT="0" distB="0" distL="0" distR="0" wp14:anchorId="48000AB5" wp14:editId="42B4C6C0">
+          <wp:inline distT="0" distB="0" distL="0" distR="0" wp14:anchorId="48000AB5" wp14:editId="5AA07D01">
             <wp:extent cx="4276725" cy="2405551"/>
             <wp:effectExtent l="0" t="0" r="0" b="0"/>
             <wp:docPr id="13" name="Imagen 13">
@@ -2075,7 +2055,7 @@
       <w:pPr>
         <w:pStyle w:val="Heading1"/>
       </w:pPr>
-      <w:bookmarkStart w:id="1" w:name="_Toc192077110"/>
+      <w:bookmarkStart w:id="1" w:name="_Toc193886384"/>
       <w:r>
         <w:lastRenderedPageBreak/>
         <w:t>Los metales</w:t>
@@ -3064,10 +3044,26 @@
     </w:p>
     <w:p>
       <w:pPr>
+        <w:spacing w:before="0" w:after="160" w:line="259" w:lineRule="auto"/>
+        <w:ind w:firstLine="0"/>
+        <w:rPr>
+          <w:lang w:val="es-419" w:eastAsia="es-CO"/>
+        </w:rPr>
+      </w:pPr>
+      <w:r>
+        <w:rPr>
+          <w:lang w:val="es-419" w:eastAsia="es-CO"/>
+        </w:rPr>
+        <w:br w:type="page"/>
+      </w:r>
+    </w:p>
+    <w:p>
+      <w:pPr>
         <w:pStyle w:val="Heading1"/>
       </w:pPr>
-      <w:bookmarkStart w:id="2" w:name="_Toc192077111"/>
-      <w:r>
+      <w:bookmarkStart w:id="2" w:name="_Toc193886385"/>
+      <w:r>
+        <w:lastRenderedPageBreak/>
         <w:t>Los metales de transición</w:t>
       </w:r>
       <w:bookmarkEnd w:id="2"/>
@@ -3202,96 +3198,96 @@
         <w:rPr>
           <w:lang w:val="es-419" w:eastAsia="es-CO"/>
         </w:rPr>
+        <w:t>• Sólidos a temperatura ambiente</w:t>
+      </w:r>
+      <w:r>
+        <w:rPr>
+          <w:lang w:val="es-419" w:eastAsia="es-CO"/>
+        </w:rPr>
+        <w:t>,</w:t>
+      </w:r>
+      <w:r>
+        <w:rPr>
+          <w:lang w:val="es-419" w:eastAsia="es-CO"/>
+        </w:rPr>
+        <w:t xml:space="preserve"> excepto el Mercurio (Hg).</w:t>
+      </w:r>
+    </w:p>
+    <w:p>
+      <w:pPr>
+        <w:rPr>
+          <w:lang w:val="es-419" w:eastAsia="es-CO"/>
+        </w:rPr>
+      </w:pPr>
+      <w:r>
+        <w:rPr>
+          <w:lang w:val="es-419" w:eastAsia="es-CO"/>
+        </w:rPr>
+        <w:t>• Presentan una gran variedad de estados de oxidación</w:t>
+      </w:r>
+    </w:p>
+    <w:p>
+      <w:pPr>
+        <w:rPr>
+          <w:lang w:val="es-419" w:eastAsia="es-CO"/>
+        </w:rPr>
+      </w:pPr>
+      <w:r>
+        <w:rPr>
+          <w:lang w:val="es-419" w:eastAsia="es-CO"/>
+        </w:rPr>
+        <w:t>• Los metales de transición poseen propiedades diferentes a las de los alcalinos y alcalinotérreos:</w:t>
+      </w:r>
+      <w:r>
+        <w:rPr>
+          <w:lang w:val="es-419" w:eastAsia="es-CO"/>
+        </w:rPr>
+        <w:t xml:space="preserve"> </w:t>
+      </w:r>
+      <w:r>
+        <w:rPr>
+          <w:lang w:val="es-419" w:eastAsia="es-CO"/>
+        </w:rPr>
+        <w:t>son menos metálicos desde el punto de vista químico, pero más metálicos desde el punto de vista técnico, es decir, respecto a su dureza, ductilidad, etc.</w:t>
+      </w:r>
+    </w:p>
+    <w:p>
+      <w:pPr>
+        <w:rPr>
+          <w:lang w:val="es-419" w:eastAsia="es-CO"/>
+        </w:rPr>
+      </w:pPr>
+      <w:r>
+        <w:rPr>
+          <w:lang w:val="es-419" w:eastAsia="es-CO"/>
+        </w:rPr>
+        <w:t>• Son elementos un poco extraños en el sentido de que, al clasificarlos en la tabla periódica, se parecen más por periodos (filas) que por grupos (columnas) como sería lo normal.</w:t>
+      </w:r>
+    </w:p>
+    <w:p>
+      <w:pPr>
+        <w:rPr>
+          <w:lang w:val="es-419" w:eastAsia="es-CO"/>
+        </w:rPr>
+      </w:pPr>
+      <w:r>
+        <w:rPr>
+          <w:lang w:val="es-419" w:eastAsia="es-CO"/>
+        </w:rPr>
+        <w:t>• Los metales de transición son muy importantes en los procesos biológicos.</w:t>
+      </w:r>
+    </w:p>
+    <w:p>
+      <w:pPr>
+        <w:rPr>
+          <w:lang w:val="es-419" w:eastAsia="es-CO"/>
+        </w:rPr>
+      </w:pPr>
+      <w:r>
+        <w:rPr>
+          <w:lang w:val="es-419" w:eastAsia="es-CO"/>
+        </w:rPr>
         <w:lastRenderedPageBreak/>
-        <w:t>• Sólidos a temperatura ambiente</w:t>
-      </w:r>
-      <w:r>
-        <w:rPr>
-          <w:lang w:val="es-419" w:eastAsia="es-CO"/>
-        </w:rPr>
-        <w:t>,</w:t>
-      </w:r>
-      <w:r>
-        <w:rPr>
-          <w:lang w:val="es-419" w:eastAsia="es-CO"/>
-        </w:rPr>
-        <w:t xml:space="preserve"> excepto el Mercurio (Hg).</w:t>
-      </w:r>
-    </w:p>
-    <w:p>
-      <w:pPr>
-        <w:rPr>
-          <w:lang w:val="es-419" w:eastAsia="es-CO"/>
-        </w:rPr>
-      </w:pPr>
-      <w:r>
-        <w:rPr>
-          <w:lang w:val="es-419" w:eastAsia="es-CO"/>
-        </w:rPr>
-        <w:t>• Presentan una gran variedad de estados de oxidación</w:t>
-      </w:r>
-    </w:p>
-    <w:p>
-      <w:pPr>
-        <w:rPr>
-          <w:lang w:val="es-419" w:eastAsia="es-CO"/>
-        </w:rPr>
-      </w:pPr>
-      <w:r>
-        <w:rPr>
-          <w:lang w:val="es-419" w:eastAsia="es-CO"/>
-        </w:rPr>
-        <w:t>• Los metales de transición poseen propiedades diferentes a las de los alcalinos y alcalinotérreos:</w:t>
-      </w:r>
-      <w:r>
-        <w:rPr>
-          <w:lang w:val="es-419" w:eastAsia="es-CO"/>
-        </w:rPr>
-        <w:t xml:space="preserve"> </w:t>
-      </w:r>
-      <w:r>
-        <w:rPr>
-          <w:lang w:val="es-419" w:eastAsia="es-CO"/>
-        </w:rPr>
-        <w:t>son menos metálicos desde el punto de vista químico, pero más metálicos desde el punto de vista técnico, es decir, respecto a su dureza, ductilidad, etc.</w:t>
-      </w:r>
-    </w:p>
-    <w:p>
-      <w:pPr>
-        <w:rPr>
-          <w:lang w:val="es-419" w:eastAsia="es-CO"/>
-        </w:rPr>
-      </w:pPr>
-      <w:r>
-        <w:rPr>
-          <w:lang w:val="es-419" w:eastAsia="es-CO"/>
-        </w:rPr>
-        <w:t>• Son elementos un poco extraños en el sentido de que, al clasificarlos en la tabla periódica, se parecen más por periodos (filas) que por grupos (columnas) como sería lo normal.</w:t>
-      </w:r>
-    </w:p>
-    <w:p>
-      <w:pPr>
-        <w:rPr>
-          <w:lang w:val="es-419" w:eastAsia="es-CO"/>
-        </w:rPr>
-      </w:pPr>
-      <w:r>
-        <w:rPr>
-          <w:lang w:val="es-419" w:eastAsia="es-CO"/>
-        </w:rPr>
-        <w:t>• Los metales de transición son muy importantes en los procesos biológicos.</w:t>
-      </w:r>
-    </w:p>
-    <w:p>
-      <w:pPr>
-        <w:rPr>
-          <w:lang w:val="es-419" w:eastAsia="es-CO"/>
-        </w:rPr>
-      </w:pPr>
-      <w:r>
-        <w:rPr>
-          <w:lang w:val="es-419" w:eastAsia="es-CO"/>
-        </w:rPr>
         <w:t>• Presentan anomalías en cuanto al relleno de los orbitales. En la estructura electrónica de los elementos de un mismo periodo, hay un salto del 3d3 al 3d5 y del 3d8 al 3d10.</w:t>
       </w:r>
     </w:p>
@@ -3344,68 +3340,68 @@
         <w:rPr>
           <w:lang w:val="es-419" w:eastAsia="es-CO"/>
         </w:rPr>
+        <w:t>• Estos estados de oxidación múltiple dan lugar a que los elementos sean paramagnéticos, debido a la existencia de electrones desapareados.</w:t>
+      </w:r>
+    </w:p>
+    <w:p>
+      <w:pPr>
+        <w:rPr>
+          <w:lang w:val="es-419" w:eastAsia="es-CO"/>
+        </w:rPr>
+      </w:pPr>
+      <w:r>
+        <w:rPr>
+          <w:lang w:val="es-419" w:eastAsia="es-CO"/>
+        </w:rPr>
+        <w:t>• Los compuestos de los metales de transición suelen ser coloreados, como el Hierro y el Níquel que cambian también su color. Con el Vanadio, todos los colores son distintos con cada número de oxidación.</w:t>
+      </w:r>
+    </w:p>
+    <w:p>
+      <w:pPr>
+        <w:rPr>
+          <w:lang w:val="es-419" w:eastAsia="es-CO"/>
+        </w:rPr>
+      </w:pPr>
+      <w:r>
+        <w:rPr>
+          <w:lang w:val="es-419" w:eastAsia="es-CO"/>
+        </w:rPr>
+        <w:t xml:space="preserve">• Tienen una gran tendencia a formar complejos con multitud de aniones, amoníaco, cianuros, oxalatos, fluoruros, etc. Estos complejos pueden hacer variar totalmente las propiedades que enmascaran los elementos de transición. </w:t>
+      </w:r>
+    </w:p>
+    <w:p>
+      <w:pPr>
+        <w:rPr>
+          <w:lang w:val="es-419" w:eastAsia="es-CO"/>
+        </w:rPr>
+      </w:pPr>
+      <w:r>
+        <w:rPr>
+          <w:lang w:val="es-419" w:eastAsia="es-CO"/>
+        </w:rPr>
+        <w:t>• Se hidrolizan con facilidad.</w:t>
+      </w:r>
+    </w:p>
+    <w:p>
+      <w:pPr>
+        <w:rPr>
+          <w:lang w:val="es-419" w:eastAsia="es-CO"/>
+        </w:rPr>
+      </w:pPr>
+    </w:p>
+    <w:p>
+      <w:pPr>
+        <w:rPr>
+          <w:lang w:val="es-419" w:eastAsia="es-CO"/>
+        </w:rPr>
+      </w:pPr>
+      <w:r>
+        <w:rPr>
+          <w:b/>
+          <w:bCs/>
+          <w:lang w:val="es-419" w:eastAsia="es-CO"/>
+        </w:rPr>
         <w:lastRenderedPageBreak/>
-        <w:t>• Estos estados de oxidación múltiple dan lugar a que los elementos sean paramagnéticos, debido a la existencia de electrones desapareados.</w:t>
-      </w:r>
-    </w:p>
-    <w:p>
-      <w:pPr>
-        <w:rPr>
-          <w:lang w:val="es-419" w:eastAsia="es-CO"/>
-        </w:rPr>
-      </w:pPr>
-      <w:r>
-        <w:rPr>
-          <w:lang w:val="es-419" w:eastAsia="es-CO"/>
-        </w:rPr>
-        <w:t>• Los compuestos de los metales de transición suelen ser coloreados, como el Hierro y el Níquel que cambian también su color. Con el Vanadio, todos los colores son distintos con cada número de oxidación.</w:t>
-      </w:r>
-    </w:p>
-    <w:p>
-      <w:pPr>
-        <w:rPr>
-          <w:lang w:val="es-419" w:eastAsia="es-CO"/>
-        </w:rPr>
-      </w:pPr>
-      <w:r>
-        <w:rPr>
-          <w:lang w:val="es-419" w:eastAsia="es-CO"/>
-        </w:rPr>
-        <w:t xml:space="preserve">• Tienen una gran tendencia a formar complejos con multitud de aniones, amoníaco, cianuros, oxalatos, fluoruros, etc. Estos complejos pueden hacer variar totalmente las propiedades que enmascaran los elementos de transición. </w:t>
-      </w:r>
-    </w:p>
-    <w:p>
-      <w:pPr>
-        <w:rPr>
-          <w:lang w:val="es-419" w:eastAsia="es-CO"/>
-        </w:rPr>
-      </w:pPr>
-      <w:r>
-        <w:rPr>
-          <w:lang w:val="es-419" w:eastAsia="es-CO"/>
-        </w:rPr>
-        <w:t>• Se hidrolizan con facilidad.</w:t>
-      </w:r>
-    </w:p>
-    <w:p>
-      <w:pPr>
-        <w:rPr>
-          <w:lang w:val="es-419" w:eastAsia="es-CO"/>
-        </w:rPr>
-      </w:pPr>
-    </w:p>
-    <w:p>
-      <w:pPr>
-        <w:rPr>
-          <w:lang w:val="es-419" w:eastAsia="es-CO"/>
-        </w:rPr>
-      </w:pPr>
-      <w:r>
-        <w:rPr>
-          <w:b/>
-          <w:bCs/>
-          <w:lang w:val="es-419" w:eastAsia="es-CO"/>
-        </w:rPr>
         <w:t>Tabla periódica</w:t>
       </w:r>
     </w:p>
@@ -3424,23 +3420,9 @@
     </w:p>
     <w:p>
       <w:pPr>
-        <w:rPr>
-          <w:lang w:val="es-419" w:eastAsia="es-CO"/>
-        </w:rPr>
-      </w:pPr>
-      <w:r>
-        <w:rPr>
-          <w:lang w:val="es-419" w:eastAsia="es-CO"/>
-        </w:rPr>
-        <w:br w:type="page"/>
-      </w:r>
-    </w:p>
-    <w:p>
-      <w:pPr>
         <w:pStyle w:val="Figura"/>
       </w:pPr>
       <w:r>
-        <w:lastRenderedPageBreak/>
         <w:t>Tabla periódica.</w:t>
       </w:r>
     </w:p>
@@ -3459,16 +3441,10 @@
           <w:lang w:val="es-419" w:eastAsia="es-CO"/>
         </w:rPr>
         <w:drawing>
-          <wp:inline distT="0" distB="0" distL="0" distR="0" wp14:anchorId="1778BFDD" wp14:editId="1B7E2B30">
-            <wp:extent cx="6323271" cy="4217560"/>
-            <wp:effectExtent l="0" t="0" r="1905" b="0"/>
-            <wp:docPr id="6" name="Imagen 6" descr="En la figura se muestra la tabla periódica.">
-              <a:extLst xmlns:a="http://schemas.openxmlformats.org/drawingml/2006/main">
-                <a:ext uri="{C183D7F6-B498-43B3-948B-1728B52AA6E4}">
-                  <adec:decorative xmlns:adec="http://schemas.microsoft.com/office/drawing/2017/decorative" val="0"/>
-                </a:ext>
-              </a:extLst>
-            </wp:docPr>
+          <wp:inline distT="0" distB="0" distL="0" distR="0" wp14:anchorId="4782FC66" wp14:editId="4B48FB7A">
+            <wp:extent cx="6332220" cy="3761740"/>
+            <wp:effectExtent l="0" t="0" r="5080" b="0"/>
+            <wp:docPr id="2021530710" name="Picture 5"/>
             <wp:cNvGraphicFramePr>
               <a:graphicFrameLocks xmlns:a="http://schemas.openxmlformats.org/drawingml/2006/main" noChangeAspect="1"/>
             </wp:cNvGraphicFramePr>
@@ -3476,16 +3452,8 @@
               <a:graphicData uri="http://schemas.openxmlformats.org/drawingml/2006/picture">
                 <pic:pic xmlns:pic="http://schemas.openxmlformats.org/drawingml/2006/picture">
                   <pic:nvPicPr>
-                    <pic:cNvPr id="6" name="Imagen 6" descr="En la figura se muestra la tabla periódica.">
-                      <a:extLst>
-                        <a:ext uri="{C183D7F6-B498-43B3-948B-1728B52AA6E4}">
-                          <adec:decorative xmlns:adec="http://schemas.microsoft.com/office/drawing/2017/decorative" val="0"/>
-                        </a:ext>
-                      </a:extLst>
-                    </pic:cNvPr>
-                    <pic:cNvPicPr>
-                      <a:picLocks noChangeAspect="1" noChangeArrowheads="1"/>
-                    </pic:cNvPicPr>
+                    <pic:cNvPr id="2021530710" name="Picture 2021530710"/>
+                    <pic:cNvPicPr/>
                   </pic:nvPicPr>
                   <pic:blipFill>
                     <a:blip r:embed="rId15">
@@ -3495,20 +3463,18 @@
                         </a:ext>
                       </a:extLst>
                     </a:blip>
-                    <a:srcRect/>
                     <a:stretch>
                       <a:fillRect/>
                     </a:stretch>
                   </pic:blipFill>
-                  <pic:spPr bwMode="auto">
+                  <pic:spPr>
                     <a:xfrm>
                       <a:off x="0" y="0"/>
-                      <a:ext cx="6336754" cy="4226553"/>
+                      <a:ext cx="6332220" cy="3761740"/>
                     </a:xfrm>
                     <a:prstGeom prst="rect">
                       <a:avLst/>
                     </a:prstGeom>
-                    <a:noFill/>
                   </pic:spPr>
                 </pic:pic>
               </a:graphicData>
@@ -3542,22 +3508,28 @@
         <w:rPr>
           <w:lang w:val="es-419" w:eastAsia="es-CO"/>
         </w:rPr>
-        <w:t xml:space="preserve"> En los metales de transición encontramos los elementos y los puntos de fusión:</w:t>
-      </w:r>
-    </w:p>
-    <w:p>
-      <w:pPr>
-        <w:spacing w:before="0" w:after="160" w:line="259" w:lineRule="auto"/>
-        <w:ind w:firstLine="0"/>
-        <w:rPr>
-          <w:lang w:val="es-419" w:eastAsia="es-CO"/>
-        </w:rPr>
-      </w:pPr>
-      <w:r>
-        <w:rPr>
-          <w:lang w:val="es-419" w:eastAsia="es-CO"/>
-        </w:rPr>
-        <w:br w:type="page"/>
+        <w:t xml:space="preserve"> </w:t>
+      </w:r>
+    </w:p>
+    <w:p>
+      <w:pPr>
+        <w:rPr>
+          <w:lang w:val="es-419" w:eastAsia="es-CO"/>
+        </w:rPr>
+      </w:pPr>
+    </w:p>
+    <w:p>
+      <w:pPr>
+        <w:rPr>
+          <w:lang w:val="es-419" w:eastAsia="es-CO"/>
+        </w:rPr>
+      </w:pPr>
+      <w:r>
+        <w:rPr>
+          <w:lang w:val="es-419" w:eastAsia="es-CO"/>
+        </w:rPr>
+        <w:lastRenderedPageBreak/>
+        <w:t>En los metales de transición encontramos los elementos y los puntos de fusión:</w:t>
       </w:r>
     </w:p>
     <w:p>
@@ -3567,17 +3539,20 @@
         <w:rPr>
           <w:b/>
           <w:bCs/>
-          <w:lang w:val="es-419" w:eastAsia="es-CO"/>
-        </w:rPr>
-      </w:pPr>
-      <w:r>
-        <w:rPr>
-          <w:b/>
-          <w:bCs/>
-          <w:lang w:val="es-419" w:eastAsia="es-CO"/>
-        </w:rPr>
-        <w:lastRenderedPageBreak/>
-        <w:t>Puntos de fusión de los metales en estado puro.</w:t>
+          <w:i/>
+          <w:iCs w:val="0"/>
+          <w:lang w:val="es-419" w:eastAsia="es-CO"/>
+        </w:rPr>
+      </w:pPr>
+      <w:r>
+        <w:rPr>
+          <w:b/>
+          <w:bCs/>
+          <w:i/>
+          <w:iCs w:val="0"/>
+          <w:lang w:val="es-419" w:eastAsia="es-CO"/>
+        </w:rPr>
+        <w:t>Puntos de fusión de los metales en estado puro</w:t>
       </w:r>
     </w:p>
     <w:tbl>
@@ -3989,24 +3964,20 @@
         <w:rPr>
           <w:b/>
           <w:bCs/>
-          <w:lang w:val="es-419" w:eastAsia="es-CO"/>
-        </w:rPr>
-      </w:pPr>
-      <w:r>
-        <w:rPr>
-          <w:b/>
-          <w:bCs/>
+          <w:i/>
+          <w:iCs w:val="0"/>
+          <w:lang w:val="es-419" w:eastAsia="es-CO"/>
+        </w:rPr>
+      </w:pPr>
+      <w:r>
+        <w:rPr>
+          <w:b/>
+          <w:bCs/>
+          <w:i/>
+          <w:iCs w:val="0"/>
           <w:lang w:val="es-419" w:eastAsia="es-CO"/>
         </w:rPr>
         <w:t>Punto de fusión de metales aleados de oro y plata</w:t>
-      </w:r>
-      <w:r>
-        <w:rPr>
-          <w:b/>
-          <w:bCs/>
-          <w:lang w:val="es-419" w:eastAsia="es-CO"/>
-        </w:rPr>
-        <w:t>.</w:t>
       </w:r>
     </w:p>
     <w:tbl>
@@ -4365,13 +4336,17 @@
         <w:rPr>
           <w:b/>
           <w:bCs/>
-          <w:lang w:val="es-419" w:eastAsia="es-CO"/>
-        </w:rPr>
-      </w:pPr>
-      <w:r>
-        <w:rPr>
-          <w:b/>
-          <w:bCs/>
+          <w:i/>
+          <w:iCs w:val="0"/>
+          <w:lang w:val="es-419" w:eastAsia="es-CO"/>
+        </w:rPr>
+      </w:pPr>
+      <w:r>
+        <w:rPr>
+          <w:b/>
+          <w:bCs/>
+          <w:i/>
+          <w:iCs w:val="0"/>
           <w:lang w:val="es-419" w:eastAsia="es-CO"/>
         </w:rPr>
         <w:lastRenderedPageBreak/>
@@ -4381,6 +4356,8 @@
         <w:rPr>
           <w:b/>
           <w:bCs/>
+          <w:i/>
+          <w:iCs w:val="0"/>
           <w:lang w:val="es-419" w:eastAsia="es-CO"/>
         </w:rPr>
         <w:t>c</w:t>
@@ -4389,9 +4366,11 @@
         <w:rPr>
           <w:b/>
           <w:bCs/>
-          <w:lang w:val="es-419" w:eastAsia="es-CO"/>
-        </w:rPr>
-        <w:t>obre.</w:t>
+          <w:i/>
+          <w:iCs w:val="0"/>
+          <w:lang w:val="es-419" w:eastAsia="es-CO"/>
+        </w:rPr>
+        <w:t>obre</w:t>
       </w:r>
     </w:p>
     <w:tbl>
@@ -4712,16 +4691,20 @@
         <w:rPr>
           <w:b/>
           <w:bCs/>
-          <w:lang w:val="es-419" w:eastAsia="es-CO"/>
-        </w:rPr>
-      </w:pPr>
-      <w:r>
-        <w:rPr>
-          <w:b/>
-          <w:bCs/>
-          <w:lang w:val="es-419" w:eastAsia="es-CO"/>
-        </w:rPr>
-        <w:t>Oro y platino.</w:t>
+          <w:i/>
+          <w:iCs w:val="0"/>
+          <w:lang w:val="es-419" w:eastAsia="es-CO"/>
+        </w:rPr>
+      </w:pPr>
+      <w:r>
+        <w:rPr>
+          <w:b/>
+          <w:bCs/>
+          <w:i/>
+          <w:iCs w:val="0"/>
+          <w:lang w:val="es-419" w:eastAsia="es-CO"/>
+        </w:rPr>
+        <w:t>Oro y platino</w:t>
       </w:r>
     </w:p>
     <w:tbl>
@@ -5017,17 +5000,21 @@
         <w:rPr>
           <w:b/>
           <w:bCs/>
-          <w:lang w:val="es-419" w:eastAsia="es-CO"/>
-        </w:rPr>
-      </w:pPr>
-      <w:r>
-        <w:rPr>
-          <w:b/>
-          <w:bCs/>
+          <w:i/>
+          <w:iCs w:val="0"/>
+          <w:lang w:val="es-419" w:eastAsia="es-CO"/>
+        </w:rPr>
+      </w:pPr>
+      <w:r>
+        <w:rPr>
+          <w:b/>
+          <w:bCs/>
+          <w:i/>
+          <w:iCs w:val="0"/>
           <w:lang w:val="es-419" w:eastAsia="es-CO"/>
         </w:rPr>
         <w:lastRenderedPageBreak/>
-        <w:t>Oro y paladio.</w:t>
+        <w:t>Oro y paladio</w:t>
       </w:r>
     </w:p>
     <w:tbl>
@@ -6132,7 +6119,7 @@
       <w:pPr>
         <w:pStyle w:val="Heading1"/>
       </w:pPr>
-      <w:bookmarkStart w:id="3" w:name="_Toc192077112"/>
+      <w:bookmarkStart w:id="3" w:name="_Toc193886386"/>
       <w:r>
         <w:lastRenderedPageBreak/>
         <w:t>Contextualización hacia las propiedades de los metales</w:t>
@@ -7208,7 +7195,7 @@
       <w:pPr>
         <w:pStyle w:val="Heading1"/>
       </w:pPr>
-      <w:bookmarkStart w:id="4" w:name="_Toc192077113"/>
+      <w:bookmarkStart w:id="4" w:name="_Toc193886387"/>
       <w:r>
         <w:lastRenderedPageBreak/>
         <w:t>Datos sobre metales importantes para el joyero</w:t>
@@ -8805,7 +8792,7 @@
       <w:pPr>
         <w:pStyle w:val="Heading1"/>
       </w:pPr>
-      <w:bookmarkStart w:id="5" w:name="_Toc192077114"/>
+      <w:bookmarkStart w:id="5" w:name="_Toc193886388"/>
       <w:r>
         <w:lastRenderedPageBreak/>
         <w:t>Tipos de joyas</w:t>
@@ -9208,6 +9195,7 @@
       <w:r>
         <w:rPr>
           <w:rStyle w:val="Extranjerismo"/>
+          <w:lang w:val="es-ES"/>
         </w:rPr>
         <w:lastRenderedPageBreak/>
         <w:t>degradés</w:t>
@@ -9552,12 +9540,15 @@
         </w:rPr>
         <w:t xml:space="preserve">lianza catalana. Anillo con piedras calibradas engarzadas en todo su diámetro, se la conoce también con los nombres de </w:t>
       </w:r>
+      <w:proofErr w:type="spellStart"/>
       <w:r>
         <w:rPr>
           <w:rStyle w:val="Extranjerismo"/>
+          <w:lang w:val="es-ES"/>
         </w:rPr>
         <w:t>eternity</w:t>
       </w:r>
+      <w:proofErr w:type="spellEnd"/>
       <w:r>
         <w:rPr>
           <w:lang w:val="es-ES" w:eastAsia="es-CO"/>
@@ -9798,7 +9789,7 @@
       <w:pPr>
         <w:pStyle w:val="Titulosgenerales"/>
       </w:pPr>
-      <w:bookmarkStart w:id="6" w:name="_Toc192077115"/>
+      <w:bookmarkStart w:id="6" w:name="_Toc193886389"/>
       <w:r>
         <w:lastRenderedPageBreak/>
         <w:t>Síntesis</w:t>
@@ -9819,61 +9810,14 @@
         <w:rPr>
           <w:lang w:val="es-419" w:eastAsia="es-CO"/>
         </w:rPr>
-        <w:t>El programa "Reconocimientos y aleaciones en los metales preciosos" está diseñado para capacitar a operarios y aprendices en la identificación, análisis y manipulación de metales preciosos, como oro y plata. A lo largo de la formación, los participantes aprenderán a crear aleaciones específicas que cumplen con los estándares internacionales de calidad para la elaboración de joyería.</w:t>
+        <w:t>Este componente se centra en la identificación, análisis y elaboración de aleaciones de metales para joyería. Combina teoría y práctica, desarrollando competencias en el manejo de materiales y asegurando calidad según estándares internacionales. Su enfoque es mejorar las habilidades técnicas de operarios y aprendices, impulsando su desempeño y proyección profesional en el sector.</w:t>
       </w:r>
     </w:p>
     <w:p>
       <w:pPr>
         <w:ind w:firstLine="708"/>
         <w:rPr>
-          <w:lang w:val="es-419" w:eastAsia="es-CO"/>
-        </w:rPr>
-      </w:pPr>
-      <w:r>
-        <w:rPr>
-          <w:lang w:val="es-419" w:eastAsia="es-CO"/>
-        </w:rPr>
-        <w:t>El curso combina teoría y práctica, permitiendo a los estudiantes desarrollar habilidades técnicas esenciales en la producción de piezas de joyería. Además, se enfoca en el uso de herramientas y técnicas adecuadas para garantizar la durabilidad y el valor estético de las aleaciones.</w:t>
-      </w:r>
-    </w:p>
-    <w:p>
-      <w:pPr>
-        <w:ind w:firstLine="708"/>
-        <w:rPr>
-          <w:lang w:val="es-419" w:eastAsia="es-CO"/>
-        </w:rPr>
-      </w:pPr>
-      <w:r>
-        <w:rPr>
-          <w:lang w:val="es-419" w:eastAsia="es-CO"/>
-        </w:rPr>
-        <w:t xml:space="preserve">El programa busca no solo mejorar las competencias técnicas de los </w:t>
-      </w:r>
-      <w:r>
-        <w:rPr>
-          <w:lang w:val="es-419" w:eastAsia="es-CO"/>
-        </w:rPr>
-        <w:t>p</w:t>
-      </w:r>
-      <w:r>
-        <w:rPr>
-          <w:lang w:val="es-419" w:eastAsia="es-CO"/>
-        </w:rPr>
-        <w:t>articipantes, sino también prepararlos para enfrentar desafíos en el sector, potenciando así su proyección laboral y contribuyendo al crecimiento del sector de la joyería.</w:t>
-      </w:r>
-      <w:r>
-        <w:rPr>
-          <w:b/>
-          <w:bCs/>
-          <w:lang w:val="es-419" w:eastAsia="es-CO"/>
-        </w:rPr>
-        <w:br w:type="page"/>
-      </w:r>
-    </w:p>
-    <w:p>
-      <w:pPr>
-        <w:ind w:firstLine="708"/>
-        <w:rPr>
+          <w:highlight w:val="yellow"/>
           <w:lang w:val="es-419" w:eastAsia="es-CO"/>
         </w:rPr>
       </w:pPr>
@@ -9882,15 +9826,14 @@
           <w:noProof/>
           <w:lang w:val="es-419" w:eastAsia="es-CO"/>
         </w:rPr>
-        <w:lastRenderedPageBreak/>
         <w:drawing>
-          <wp:anchor distT="0" distB="0" distL="114300" distR="114300" simplePos="0" relativeHeight="251665408" behindDoc="1" locked="0" layoutInCell="1" allowOverlap="1" wp14:anchorId="18EF68B7" wp14:editId="3056F2EF">
+          <wp:anchor distT="0" distB="0" distL="114300" distR="114300" simplePos="0" relativeHeight="251665408" behindDoc="1" locked="0" layoutInCell="1" allowOverlap="1" wp14:anchorId="18EF68B7" wp14:editId="60DB0B10">
             <wp:simplePos x="0" y="0"/>
             <wp:positionH relativeFrom="column">
-              <wp:posOffset>205877</wp:posOffset>
+              <wp:posOffset>55270</wp:posOffset>
             </wp:positionH>
             <wp:positionV relativeFrom="paragraph">
-              <wp:posOffset>21590</wp:posOffset>
+              <wp:posOffset>125472</wp:posOffset>
             </wp:positionV>
             <wp:extent cx="6332220" cy="4423410"/>
             <wp:effectExtent l="0" t="0" r="5080" b="0"/>
@@ -9979,15 +9922,6 @@
     </w:p>
     <w:p>
       <w:pPr>
-        <w:ind w:firstLine="708"/>
-        <w:rPr>
-          <w:highlight w:val="yellow"/>
-          <w:lang w:val="es-419" w:eastAsia="es-CO"/>
-        </w:rPr>
-      </w:pPr>
-    </w:p>
-    <w:p>
-      <w:pPr>
         <w:spacing w:before="0" w:after="160" w:line="259" w:lineRule="auto"/>
         <w:ind w:firstLine="0"/>
         <w:rPr>
@@ -10005,7 +9939,7 @@
       <w:pPr>
         <w:pStyle w:val="Titulosgenerales"/>
       </w:pPr>
-      <w:bookmarkStart w:id="7" w:name="_Toc192077116"/>
+      <w:bookmarkStart w:id="7" w:name="_Toc193886390"/>
       <w:r>
         <w:lastRenderedPageBreak/>
         <w:t>Glosario</w:t>
@@ -10323,7 +10257,7 @@
       <w:pPr>
         <w:pStyle w:val="Titulosgenerales"/>
       </w:pPr>
-      <w:bookmarkStart w:id="8" w:name="_Toc192077117"/>
+      <w:bookmarkStart w:id="8" w:name="_Toc193886391"/>
       <w:r>
         <w:lastRenderedPageBreak/>
         <w:t>Material complementario</w:t>
@@ -10562,7 +10496,25 @@
                   <w:sz w:val="28"/>
                   <w:szCs w:val="28"/>
                 </w:rPr>
-                <w:t>https://procolombia.co/sites/default/files/2024-05/joyeriaybisuteria_26feb.pdf</w:t>
+                <w:t>https://procolombia.co/sites/default/files/2024-05/joye</w:t>
+              </w:r>
+              <w:r>
+                <w:rPr>
+                  <w:rStyle w:val="Hyperlink"/>
+                  <w:rFonts w:asciiTheme="minorHAnsi" w:hAnsiTheme="minorHAnsi" w:cstheme="minorHAnsi"/>
+                  <w:sz w:val="28"/>
+                  <w:szCs w:val="28"/>
+                </w:rPr>
+                <w:t>r</w:t>
+              </w:r>
+              <w:r>
+                <w:rPr>
+                  <w:rStyle w:val="Hyperlink"/>
+                  <w:rFonts w:asciiTheme="minorHAnsi" w:hAnsiTheme="minorHAnsi" w:cstheme="minorHAnsi"/>
+                  <w:sz w:val="28"/>
+                  <w:szCs w:val="28"/>
+                </w:rPr>
+                <w:t>iaybisuteria_26feb.pdf</w:t>
               </w:r>
             </w:hyperlink>
           </w:p>
@@ -10716,131 +10668,8 @@
                   <w:sz w:val="28"/>
                   <w:szCs w:val="28"/>
                 </w:rPr>
-                <w:t>https://www.legiscomex.com/BancoMedios/Documentos%20PDF/estudio_joyeriacol.pdf</w:t>
+                <w:t>https://www.legiscomex.</w:t>
               </w:r>
-            </w:hyperlink>
-          </w:p>
-          <w:p>
-            <w:pPr>
-              <w:pStyle w:val="TextoTablas"/>
-              <w:rPr>
-                <w:rFonts w:asciiTheme="minorHAnsi" w:hAnsiTheme="minorHAnsi" w:cstheme="minorHAnsi"/>
-                <w:sz w:val="28"/>
-                <w:szCs w:val="28"/>
-              </w:rPr>
-            </w:pPr>
-          </w:p>
-        </w:tc>
-      </w:tr>
-      <w:tr>
-        <w:trPr>
-          <w:cnfStyle w:val="000000100000" w:firstRow="0" w:lastRow="0" w:firstColumn="0" w:lastColumn="0" w:oddVBand="0" w:evenVBand="0" w:oddHBand="1" w:evenHBand="0" w:firstRowFirstColumn="0" w:firstRowLastColumn="0" w:lastRowFirstColumn="0" w:lastRowLastColumn="0"/>
-        </w:trPr>
-        <w:tc>
-          <w:tcPr>
-            <w:tcW w:w="1838" w:type="dxa"/>
-          </w:tcPr>
-          <w:p>
-            <w:pPr>
-              <w:pStyle w:val="TextoTablas"/>
-              <w:rPr>
-                <w:rFonts w:asciiTheme="minorHAnsi" w:hAnsiTheme="minorHAnsi" w:cstheme="minorHAnsi"/>
-                <w:sz w:val="28"/>
-                <w:szCs w:val="28"/>
-              </w:rPr>
-            </w:pPr>
-            <w:r>
-              <w:rPr>
-                <w:rFonts w:asciiTheme="minorHAnsi" w:hAnsiTheme="minorHAnsi" w:cstheme="minorHAnsi"/>
-                <w:sz w:val="28"/>
-                <w:szCs w:val="28"/>
-              </w:rPr>
-              <w:t>Metales preciosos y aleaciones para joyería.</w:t>
-            </w:r>
-          </w:p>
-        </w:tc>
-        <w:tc>
-          <w:tcPr>
-            <w:tcW w:w="3402" w:type="dxa"/>
-          </w:tcPr>
-          <w:p>
-            <w:pPr>
-              <w:pStyle w:val="TextoTablas"/>
-              <w:rPr>
-                <w:rFonts w:asciiTheme="minorHAnsi" w:hAnsiTheme="minorHAnsi" w:cstheme="minorHAnsi"/>
-                <w:sz w:val="28"/>
-                <w:szCs w:val="28"/>
-              </w:rPr>
-            </w:pPr>
-            <w:r>
-              <w:rPr>
-                <w:rFonts w:cstheme="minorHAnsi"/>
-                <w:sz w:val="28"/>
-                <w:szCs w:val="28"/>
-                <w:lang w:val="en-CO"/>
-              </w:rPr>
-              <w:t xml:space="preserve">Ecosistema Recursos SENA. (2024, 5 de febrero). </w:t>
-            </w:r>
-            <w:r>
-              <w:rPr>
-                <w:rFonts w:cstheme="minorHAnsi"/>
-                <w:i/>
-                <w:iCs/>
-                <w:sz w:val="28"/>
-                <w:szCs w:val="28"/>
-                <w:lang w:val="en-CO"/>
-              </w:rPr>
-              <w:t>Metales preciosos y aleaciones para joyería</w:t>
-            </w:r>
-            <w:r>
-              <w:rPr>
-                <w:rFonts w:cstheme="minorHAnsi"/>
-                <w:sz w:val="28"/>
-                <w:szCs w:val="28"/>
-                <w:lang w:val="en-CO"/>
-              </w:rPr>
-              <w:t xml:space="preserve"> [Video]. YouTube. </w:t>
-            </w:r>
-          </w:p>
-        </w:tc>
-        <w:tc>
-          <w:tcPr>
-            <w:tcW w:w="2552" w:type="dxa"/>
-          </w:tcPr>
-          <w:p>
-            <w:pPr>
-              <w:pStyle w:val="TextoTablas"/>
-              <w:jc w:val="center"/>
-              <w:rPr>
-                <w:rFonts w:asciiTheme="minorHAnsi" w:hAnsiTheme="minorHAnsi" w:cstheme="minorHAnsi"/>
-                <w:sz w:val="28"/>
-                <w:szCs w:val="28"/>
-              </w:rPr>
-            </w:pPr>
-            <w:r>
-              <w:rPr>
-                <w:rFonts w:asciiTheme="minorHAnsi" w:hAnsiTheme="minorHAnsi" w:cstheme="minorHAnsi"/>
-                <w:sz w:val="28"/>
-                <w:szCs w:val="28"/>
-              </w:rPr>
-              <w:t>Video</w:t>
-            </w:r>
-          </w:p>
-        </w:tc>
-        <w:tc>
-          <w:tcPr>
-            <w:tcW w:w="2170" w:type="dxa"/>
-          </w:tcPr>
-          <w:p>
-            <w:pPr>
-              <w:pStyle w:val="TextoTablas"/>
-              <w:rPr>
-                <w:rFonts w:asciiTheme="minorHAnsi" w:hAnsiTheme="minorHAnsi" w:cstheme="minorHAnsi"/>
-                <w:sz w:val="28"/>
-                <w:szCs w:val="28"/>
-              </w:rPr>
-            </w:pPr>
-            <w:hyperlink r:id="rId23" w:history="1">
               <w:r>
                 <w:rPr>
                   <w:rStyle w:val="Hyperlink"/>
@@ -10848,7 +10677,34 @@
                   <w:sz w:val="28"/>
                   <w:szCs w:val="28"/>
                 </w:rPr>
-                <w:t>https://www.youtube.com/watch?v=echh5DT0IzA</w:t>
+                <w:t>c</w:t>
+              </w:r>
+              <w:r>
+                <w:rPr>
+                  <w:rStyle w:val="Hyperlink"/>
+                  <w:rFonts w:asciiTheme="minorHAnsi" w:hAnsiTheme="minorHAnsi" w:cstheme="minorHAnsi"/>
+                  <w:sz w:val="28"/>
+                  <w:szCs w:val="28"/>
+                </w:rPr>
+                <w:t>om/BancoMedios/Document</w:t>
+              </w:r>
+              <w:r>
+                <w:rPr>
+                  <w:rStyle w:val="Hyperlink"/>
+                  <w:rFonts w:asciiTheme="minorHAnsi" w:hAnsiTheme="minorHAnsi" w:cstheme="minorHAnsi"/>
+                  <w:sz w:val="28"/>
+                  <w:szCs w:val="28"/>
+                </w:rPr>
+                <w:t>o</w:t>
+              </w:r>
+              <w:r>
+                <w:rPr>
+                  <w:rStyle w:val="Hyperlink"/>
+                  <w:rFonts w:asciiTheme="minorHAnsi" w:hAnsiTheme="minorHAnsi" w:cstheme="minorHAnsi"/>
+                  <w:sz w:val="28"/>
+                  <w:szCs w:val="28"/>
+                </w:rPr>
+                <w:t>s%20PDF/estudio_joyeriacol.pdf</w:t>
               </w:r>
             </w:hyperlink>
           </w:p>
@@ -10899,7 +10755,7 @@
           <w:bdr w:val="none" w:sz="0" w:space="0" w:color="auto" w:frame="1"/>
         </w:rPr>
       </w:pPr>
-      <w:bookmarkStart w:id="9" w:name="_Toc192077118"/>
+      <w:bookmarkStart w:id="9" w:name="_Toc193886392"/>
       <w:r>
         <w:rPr>
           <w:bdr w:val="none" w:sz="0" w:space="0" w:color="auto" w:frame="1"/>
@@ -11578,7 +11434,7 @@
           <w:numId w:val="0"/>
         </w:numPr>
       </w:pPr>
-      <w:bookmarkStart w:id="10" w:name="_Toc192077119"/>
+      <w:bookmarkStart w:id="10" w:name="_Toc193886393"/>
       <w:r>
         <w:lastRenderedPageBreak/>
         <w:t>Créditos</w:t>
@@ -11864,7 +11720,21 @@
                 <w:sz w:val="28"/>
                 <w:szCs w:val="28"/>
               </w:rPr>
-              <w:t>groindustrial Sabanalarga - Regional Atlántico</w:t>
+              <w:t>groindustrial</w:t>
+            </w:r>
+            <w:r>
+              <w:rPr>
+                <w:sz w:val="28"/>
+                <w:szCs w:val="28"/>
+              </w:rPr>
+              <w:t xml:space="preserve"> </w:t>
+            </w:r>
+            <w:r>
+              <w:rPr>
+                <w:sz w:val="28"/>
+                <w:szCs w:val="28"/>
+              </w:rPr>
+              <w:t>- Regional Atlántico</w:t>
             </w:r>
           </w:p>
         </w:tc>
@@ -12011,7 +11881,21 @@
                 <w:sz w:val="28"/>
                 <w:szCs w:val="28"/>
               </w:rPr>
-              <w:t>Ricardo palacio Peña</w:t>
+              <w:t xml:space="preserve">Ricardo </w:t>
+            </w:r>
+            <w:r>
+              <w:rPr>
+                <w:sz w:val="28"/>
+                <w:szCs w:val="28"/>
+              </w:rPr>
+              <w:t>P</w:t>
+            </w:r>
+            <w:r>
+              <w:rPr>
+                <w:sz w:val="28"/>
+                <w:szCs w:val="28"/>
+              </w:rPr>
+              <w:t>alacio Peña</w:t>
             </w:r>
           </w:p>
         </w:tc>
@@ -12121,7 +12005,21 @@
                 <w:sz w:val="28"/>
                 <w:szCs w:val="28"/>
               </w:rPr>
-              <w:t>Centro para el Desarrollo Agroecológico y Agroindustrial Sabanalarga - Regional Atlántico</w:t>
+              <w:t>Centro para el Desarrollo Agroecológico y Agroindustrial</w:t>
+            </w:r>
+            <w:r>
+              <w:rPr>
+                <w:sz w:val="28"/>
+                <w:szCs w:val="28"/>
+              </w:rPr>
+              <w:t xml:space="preserve"> </w:t>
+            </w:r>
+            <w:r>
+              <w:rPr>
+                <w:sz w:val="28"/>
+                <w:szCs w:val="28"/>
+              </w:rPr>
+              <w:t>- Regional Atlántico</w:t>
             </w:r>
           </w:p>
         </w:tc>
@@ -12194,7 +12092,21 @@
                 <w:sz w:val="28"/>
                 <w:szCs w:val="28"/>
               </w:rPr>
-              <w:t>Centro para el Desarrollo Agroecológico y Agroindustrial Sabanalarga - Regional Atlántico</w:t>
+              <w:t>Centro para el Desarrollo Agroecológico y Agroindustrial</w:t>
+            </w:r>
+            <w:r>
+              <w:rPr>
+                <w:sz w:val="28"/>
+                <w:szCs w:val="28"/>
+              </w:rPr>
+              <w:t xml:space="preserve"> </w:t>
+            </w:r>
+            <w:r>
+              <w:rPr>
+                <w:sz w:val="28"/>
+                <w:szCs w:val="28"/>
+              </w:rPr>
+              <w:t>- Regional Atlántico</w:t>
             </w:r>
           </w:p>
         </w:tc>
@@ -12270,7 +12182,21 @@
                 <w:sz w:val="28"/>
                 <w:szCs w:val="28"/>
               </w:rPr>
-              <w:t>Centro para el Desarrollo Agroecológico y Agroindustrial Sabanalarga - Regional Atlántico</w:t>
+              <w:t>Centro para el Desarrollo Agroecológico y Agroindustrial</w:t>
+            </w:r>
+            <w:r>
+              <w:rPr>
+                <w:sz w:val="28"/>
+                <w:szCs w:val="28"/>
+              </w:rPr>
+              <w:t xml:space="preserve"> </w:t>
+            </w:r>
+            <w:r>
+              <w:rPr>
+                <w:sz w:val="28"/>
+                <w:szCs w:val="28"/>
+              </w:rPr>
+              <w:t>- Regional Atlántico</w:t>
             </w:r>
           </w:p>
         </w:tc>
@@ -12336,7 +12262,7 @@
                 <w:sz w:val="28"/>
                 <w:szCs w:val="28"/>
               </w:rPr>
-              <w:t>Centro para el Desarrollo Agroecológico y Agroindustrial Sabanalarga - Regional Atlántico</w:t>
+              <w:t>Centro para el Desarrollo Agroecológico y Agroindustrial - Regional Atlántico</w:t>
             </w:r>
           </w:p>
         </w:tc>
@@ -12404,7 +12330,7 @@
                 <w:sz w:val="28"/>
                 <w:szCs w:val="28"/>
               </w:rPr>
-              <w:t>Centro para el Desarrollo Agroecológico y Agroindustrial Sabanalarga - Regional Atlántico</w:t>
+              <w:t>Centro para el Desarrollo Agroecológico y Agroindustrial - Regional Atlántico</w:t>
             </w:r>
           </w:p>
         </w:tc>
@@ -12469,7 +12395,7 @@
                 <w:sz w:val="28"/>
                 <w:szCs w:val="28"/>
               </w:rPr>
-              <w:t>Centro para el Desarrollo Agroecológico y Agroindustrial Sabanalarga - Regional Atlántico</w:t>
+              <w:t>Centro para el Desarrollo Agroecológico y Agroindustrial - Regional Atlántico</w:t>
             </w:r>
           </w:p>
         </w:tc>
@@ -12537,7 +12463,7 @@
                 <w:sz w:val="28"/>
                 <w:szCs w:val="28"/>
               </w:rPr>
-              <w:t>Centro para el Desarrollo Agroecológico y Agroindustrial Sabanalarga - Regional Atlántico</w:t>
+              <w:t>Centro para el Desarrollo Agroecológico y Agroindustrial - Regional Atlántico</w:t>
             </w:r>
           </w:p>
         </w:tc>
@@ -12602,7 +12528,7 @@
                 <w:sz w:val="28"/>
                 <w:szCs w:val="28"/>
               </w:rPr>
-              <w:t>Centro para el Desarrollo Agroecológico y Agroindustrial Sabanalarga - Regional Atlántico</w:t>
+              <w:t>Centro para el Desarrollo Agroecológico y Agroindustrial - Regional Atlántico</w:t>
             </w:r>
           </w:p>
         </w:tc>
@@ -12618,8 +12544,8 @@
       </w:pPr>
     </w:p>
     <w:sectPr>
-      <w:headerReference w:type="default" r:id="rId24"/>
-      <w:footerReference w:type="default" r:id="rId25"/>
+      <w:headerReference w:type="default" r:id="rId23"/>
+      <w:footerReference w:type="default" r:id="rId24"/>
       <w:pgSz w:w="12240" w:h="15840"/>
       <w:pgMar w:top="1701" w:right="1134" w:bottom="1134" w:left="1134" w:header="709" w:footer="737" w:gutter="0"/>
       <w:pgNumType w:start="1"/>
@@ -14470,7 +14396,6 @@
   <w:style w:type="character" w:default="1" w:styleId="DefaultParagraphFont">
     <w:name w:val="Default Paragraph Font"/>
     <w:uiPriority w:val="1"/>
-    <w:semiHidden/>
     <w:unhideWhenUsed/>
   </w:style>
   <w:style w:type="table" w:default="1" w:styleId="TableNormal">
@@ -15631,6 +15556,21 @@
 </file>
 
 <file path=customXml/item2.xml><?xml version="1.0" encoding="utf-8"?>
+<b:Sources xmlns:b="http://schemas.openxmlformats.org/officeDocument/2006/bibliography" xmlns="http://schemas.openxmlformats.org/officeDocument/2006/bibliography" SelectedStyle="\APASixthEditionOfficeOnline.xsl" StyleName="APA" Version="6"/>
+</file>
+
+<file path=customXml/item3.xml><?xml version="1.0" encoding="utf-8"?>
+<p:properties xmlns:p="http://schemas.microsoft.com/office/2006/metadata/properties" xmlns:xsi="http://www.w3.org/2001/XMLSchema-instance" xmlns:pc="http://schemas.microsoft.com/office/infopath/2007/PartnerControls">
+  <documentManagement>
+    <TaxCatchAll xmlns="cb45339b-ced9-4d0d-8f64-77573914d53b" xsi:nil="true"/>
+    <lcf76f155ced4ddcb4097134ff3c332f xmlns="43a3ca16-9c26-4813-b83f-4aec9927b43f">
+      <Terms xmlns="http://schemas.microsoft.com/office/infopath/2007/PartnerControls"/>
+    </lcf76f155ced4ddcb4097134ff3c332f>
+  </documentManagement>
+</p:properties>
+</file>
+
+<file path=customXml/item4.xml><?xml version="1.0" encoding="utf-8"?>
 <ct:contentTypeSchema xmlns:ct="http://schemas.microsoft.com/office/2006/metadata/contentType" xmlns:ma="http://schemas.microsoft.com/office/2006/metadata/properties/metaAttributes" ct:_="" ma:_="" ma:contentTypeName="Documento" ma:contentTypeID="0x01010049282E1EDBE9234EA9E6D38F720E265F" ma:contentTypeVersion="15" ma:contentTypeDescription="Crear nuevo documento." ma:contentTypeScope="" ma:versionID="b31c7aa9eaf043a08b87120b3c4916e3">
   <xsd:schema xmlns:xsd="http://www.w3.org/2001/XMLSchema" xmlns:xs="http://www.w3.org/2001/XMLSchema" xmlns:p="http://schemas.microsoft.com/office/2006/metadata/properties" xmlns:ns2="cb45339b-ced9-4d0d-8f64-77573914d53b" xmlns:ns3="43a3ca16-9c26-4813-b83f-4aec9927b43f" targetNamespace="http://schemas.microsoft.com/office/2006/metadata/properties" ma:root="true" ma:fieldsID="3533d065b04d75c457075bc55f1f5315" ns2:_="" ns3:_="">
     <xsd:import namespace="cb45339b-ced9-4d0d-8f64-77573914d53b"/>
@@ -15865,21 +15805,6 @@
 </ct:contentTypeSchema>
 </file>
 
-<file path=customXml/item3.xml><?xml version="1.0" encoding="utf-8"?>
-<p:properties xmlns:p="http://schemas.microsoft.com/office/2006/metadata/properties" xmlns:xsi="http://www.w3.org/2001/XMLSchema-instance" xmlns:pc="http://schemas.microsoft.com/office/infopath/2007/PartnerControls">
-  <documentManagement>
-    <TaxCatchAll xmlns="cb45339b-ced9-4d0d-8f64-77573914d53b" xsi:nil="true"/>
-    <lcf76f155ced4ddcb4097134ff3c332f xmlns="43a3ca16-9c26-4813-b83f-4aec9927b43f">
-      <Terms xmlns="http://schemas.microsoft.com/office/infopath/2007/PartnerControls"/>
-    </lcf76f155ced4ddcb4097134ff3c332f>
-  </documentManagement>
-</p:properties>
-</file>
-
-<file path=customXml/item4.xml><?xml version="1.0" encoding="utf-8"?>
-<b:Sources xmlns:b="http://schemas.openxmlformats.org/officeDocument/2006/bibliography" xmlns="http://schemas.openxmlformats.org/officeDocument/2006/bibliography" SelectedStyle="\APASixthEditionOfficeOnline.xsl" StyleName="APA" Version="6"/>
-</file>
-
 <file path=customXml/itemProps1.xml><?xml version="1.0" encoding="utf-8"?>
 <ds:datastoreItem xmlns:ds="http://schemas.openxmlformats.org/officeDocument/2006/customXml" ds:itemID="{81CBDEC1-3B00-44ED-AD36-0268077980BA}">
   <ds:schemaRefs>
@@ -15889,6 +15814,25 @@
 </file>
 
 <file path=customXml/itemProps2.xml><?xml version="1.0" encoding="utf-8"?>
+<ds:datastoreItem xmlns:ds="http://schemas.openxmlformats.org/officeDocument/2006/customXml" ds:itemID="{E8AB44A3-7C62-4BD2-82ED-8ABC209970FA}">
+  <ds:schemaRefs>
+    <ds:schemaRef ds:uri="http://schemas.openxmlformats.org/officeDocument/2006/bibliography"/>
+  </ds:schemaRefs>
+</ds:datastoreItem>
+</file>
+
+<file path=customXml/itemProps3.xml><?xml version="1.0" encoding="utf-8"?>
+<ds:datastoreItem xmlns:ds="http://schemas.openxmlformats.org/officeDocument/2006/customXml" ds:itemID="{6929C9FE-9F22-4B98-96EF-1B541B3BD0B2}">
+  <ds:schemaRefs>
+    <ds:schemaRef ds:uri="http://schemas.microsoft.com/office/2006/metadata/properties"/>
+    <ds:schemaRef ds:uri="http://schemas.microsoft.com/office/infopath/2007/PartnerControls"/>
+    <ds:schemaRef ds:uri="cb45339b-ced9-4d0d-8f64-77573914d53b"/>
+    <ds:schemaRef ds:uri="43a3ca16-9c26-4813-b83f-4aec9927b43f"/>
+  </ds:schemaRefs>
+</ds:datastoreItem>
+</file>
+
+<file path=customXml/itemProps4.xml><?xml version="1.0" encoding="utf-8"?>
 <ds:datastoreItem xmlns:ds="http://schemas.openxmlformats.org/officeDocument/2006/customXml" ds:itemID="{DF43E046-DB0C-42D1-8C73-AE38B52F1ED7}">
   <ds:schemaRefs>
     <ds:schemaRef ds:uri="http://schemas.microsoft.com/office/2006/metadata/contentType"/>
@@ -15905,23 +15849,4 @@
     <ds:schemaRef ds:uri="http://schemas.microsoft.com/internal/obd"/>
   </ds:schemaRefs>
 </ds:datastoreItem>
-</file>
-
-<file path=customXml/itemProps3.xml><?xml version="1.0" encoding="utf-8"?>
-<ds:datastoreItem xmlns:ds="http://schemas.openxmlformats.org/officeDocument/2006/customXml" ds:itemID="{6929C9FE-9F22-4B98-96EF-1B541B3BD0B2}">
-  <ds:schemaRefs>
-    <ds:schemaRef ds:uri="http://schemas.microsoft.com/office/2006/metadata/properties"/>
-    <ds:schemaRef ds:uri="http://schemas.microsoft.com/office/infopath/2007/PartnerControls"/>
-    <ds:schemaRef ds:uri="cb45339b-ced9-4d0d-8f64-77573914d53b"/>
-    <ds:schemaRef ds:uri="43a3ca16-9c26-4813-b83f-4aec9927b43f"/>
-  </ds:schemaRefs>
-</ds:datastoreItem>
-</file>
-
-<file path=customXml/itemProps4.xml><?xml version="1.0" encoding="utf-8"?>
-<ds:datastoreItem xmlns:ds="http://schemas.openxmlformats.org/officeDocument/2006/customXml" ds:itemID="{E8AB44A3-7C62-4BD2-82ED-8ABC209970FA}">
-  <ds:schemaRefs>
-    <ds:schemaRef ds:uri="http://schemas.openxmlformats.org/officeDocument/2006/bibliography"/>
-  </ds:schemaRefs>
-</ds:datastoreItem>
 </file>